--- a/Documentation/Misc writeups/Spatial time series/EWEtech _STDF-sharing.docx
+++ b/Documentation/Misc writeups/Spatial time series/EWEtech _STDF-sharing.docx
@@ -1,6 +1,6 @@
 
 <file path=word/document.xml><?xml version="1.0" encoding="utf-8"?>
-<w:document xmlns:wpc="http://schemas.microsoft.com/office/word/2010/wordprocessingCanvas" xmlns:mc="http://schemas.openxmlformats.org/markup-compatibility/2006" xmlns:o="urn:schemas-microsoft-com:office:office" xmlns:r="http://schemas.openxmlformats.org/officeDocument/2006/relationships" xmlns:m="http://schemas.openxmlformats.org/officeDocument/2006/math" xmlns:v="urn:schemas-microsoft-com:vml" xmlns:wp14="http://schemas.microsoft.com/office/word/2010/wordprocessingDrawing" xmlns:wp="http://schemas.openxmlformats.org/drawingml/2006/wordprocessingDrawing" xmlns:w10="urn:schemas-microsoft-com:office:word" xmlns:w="http://schemas.openxmlformats.org/wordprocessingml/2006/main" xmlns:w14="http://schemas.microsoft.com/office/word/2010/wordml" xmlns:wpg="http://schemas.microsoft.com/office/word/2010/wordprocessingGroup" xmlns:wpi="http://schemas.microsoft.com/office/word/2010/wordprocessingInk" xmlns:wne="http://schemas.microsoft.com/office/word/2006/wordml" xmlns:wps="http://schemas.microsoft.com/office/word/2010/wordprocessingShape" mc:Ignorable="w14 wp14">
+<w:document xmlns:wpc="http://schemas.microsoft.com/office/word/2010/wordprocessingCanvas" xmlns:cx="http://schemas.microsoft.com/office/drawing/2014/chartex" xmlns:cx1="http://schemas.microsoft.com/office/drawing/2015/9/8/chartex" xmlns:mc="http://schemas.openxmlformats.org/markup-compatibility/2006" xmlns:o="urn:schemas-microsoft-com:office:office" xmlns:r="http://schemas.openxmlformats.org/officeDocument/2006/relationships" xmlns:m="http://schemas.openxmlformats.org/officeDocument/2006/math" xmlns:v="urn:schemas-microsoft-com:vml" xmlns:wp14="http://schemas.microsoft.com/office/word/2010/wordprocessingDrawing" xmlns:wp="http://schemas.openxmlformats.org/drawingml/2006/wordprocessingDrawing" xmlns:w10="urn:schemas-microsoft-com:office:word" xmlns:w="http://schemas.openxmlformats.org/wordprocessingml/2006/main" xmlns:w14="http://schemas.microsoft.com/office/word/2010/wordml" xmlns:w15="http://schemas.microsoft.com/office/word/2012/wordml" xmlns:w16se="http://schemas.microsoft.com/office/word/2015/wordml/symex" xmlns:wpg="http://schemas.microsoft.com/office/word/2010/wordprocessingGroup" xmlns:wpi="http://schemas.microsoft.com/office/word/2010/wordprocessingInk" xmlns:wne="http://schemas.microsoft.com/office/word/2006/wordml" xmlns:wps="http://schemas.microsoft.com/office/word/2010/wordprocessingShape" mc:Ignorable="w14 w15 w16se wp14">
   <w:body>
     <w:p>
       <w:pPr>
@@ -76,17 +76,35 @@
           <w:sz w:val="48"/>
           <w:szCs w:val="48"/>
         </w:rPr>
-        <w:t>Sharing external data</w:t>
-      </w:r>
-    </w:p>
-    <w:p>
-      <w:pPr>
-        <w:jc w:val="center"/>
-        <w:rPr>
+        <w:t xml:space="preserve">Sharing external </w:t>
+      </w:r>
+      <w:r>
+        <w:rPr>
+          <w:color w:val="1F497D" w:themeColor="text2"/>
           <w:sz w:val="48"/>
           <w:szCs w:val="48"/>
         </w:rPr>
-      </w:pPr>
+        <w:t xml:space="preserve">spatial-temporal </w:t>
+      </w:r>
+      <w:r>
+        <w:rPr>
+          <w:color w:val="1F497D" w:themeColor="text2"/>
+          <w:sz w:val="48"/>
+          <w:szCs w:val="48"/>
+        </w:rPr>
+        <w:t>data</w:t>
+      </w:r>
+    </w:p>
+    <w:p>
+      <w:pPr>
+        <w:jc w:val="center"/>
+        <w:rPr>
+          <w:sz w:val="48"/>
+          <w:szCs w:val="48"/>
+        </w:rPr>
+      </w:pPr>
+      <w:bookmarkStart w:id="0" w:name="_GoBack"/>
+      <w:bookmarkEnd w:id="0"/>
     </w:p>
     <w:p>
       <w:pPr>
@@ -137,7 +155,7 @@
           <w:noProof/>
           <w:sz w:val="48"/>
           <w:szCs w:val="48"/>
-          <w:lang w:eastAsia="en-GB"/>
+          <w:lang w:val="en-US"/>
         </w:rPr>
         <w:drawing>
           <wp:anchor distT="0" distB="0" distL="114300" distR="114300" simplePos="0" relativeHeight="251658240" behindDoc="0" locked="0" layoutInCell="1" allowOverlap="1" wp14:anchorId="7B637044" wp14:editId="30D6DE0F">
@@ -163,7 +181,7 @@
                     <pic:cNvPicPr/>
                   </pic:nvPicPr>
                   <pic:blipFill>
-                    <a:blip r:embed="rId8">
+                    <a:blip r:embed="rId7">
                       <a:extLst>
                         <a:ext uri="{28A0092B-C50C-407E-A947-70E740481C1C}">
                           <a14:useLocalDpi xmlns:a14="http://schemas.microsoft.com/office/drawing/2010/main" val="0"/>
@@ -425,10 +443,7 @@
         <w:t xml:space="preserve">structure of the framework, and the terms ‘dataset’, ‘converter’, and ‘adapter’, are presumed to be familiar </w:t>
       </w:r>
       <w:r>
-        <w:t xml:space="preserve">and can be obtained from </w:t>
-      </w:r>
-      <w:r>
-        <w:t xml:space="preserve">Steenbeek </w:t>
+        <w:t xml:space="preserve">and can be obtained from Steenbeek </w:t>
       </w:r>
       <w:r>
         <w:fldChar w:fldCharType="begin"/>
@@ -1141,19 +1156,7 @@
     </w:p>
     <w:p>
       <w:r>
-        <w:t>Steenbeek, J.</w:t>
-      </w:r>
-      <w:r>
-        <w:t xml:space="preserve"> (2014), Ecopath with Ecosim technical papers:</w:t>
-      </w:r>
-      <w:r>
-        <w:t xml:space="preserve"> </w:t>
-      </w:r>
-      <w:r>
-        <w:t>Sharing external data</w:t>
-      </w:r>
-      <w:r>
-        <w:t>. Ecopath International Initiative</w:t>
+        <w:t>Steenbeek, J. (2014), Ecopath with Ecosim technical papers: Sharing external data. Ecopath International Initiative</w:t>
       </w:r>
     </w:p>
     <w:p>
@@ -1190,36 +1193,12 @@
     </w:p>
     <w:p>
       <w:r>
-        <w:t xml:space="preserve">By its design, the framework allows external data connections to any source: local or remote files, web services, THREDDS and </w:t>
-      </w:r>
-      <w:proofErr w:type="spellStart"/>
-      <w:r>
-        <w:t>OpenDap</w:t>
-      </w:r>
-      <w:proofErr w:type="spellEnd"/>
-      <w:r>
-        <w:t xml:space="preserve"> connections, and running models are among possibilities. To date, only file based access has been implemented for the framework.</w:t>
-      </w:r>
-    </w:p>
-    <w:p>
-      <w:r>
-        <w:t xml:space="preserve">.. </w:t>
-      </w:r>
-      <w:proofErr w:type="gramStart"/>
-      <w:r>
-        <w:t>more</w:t>
-      </w:r>
-      <w:proofErr w:type="gramEnd"/>
-      <w:r>
-        <w:t xml:space="preserve"> blah </w:t>
-      </w:r>
-      <w:proofErr w:type="spellStart"/>
-      <w:r>
-        <w:t>blah</w:t>
-      </w:r>
-      <w:proofErr w:type="spellEnd"/>
-      <w:r>
-        <w:t xml:space="preserve"> …</w:t>
+        <w:t>By its design, the framework allows external data connections to any source: local or remote files, web services, THREDDS and OpenDap connections, and running models are among possibilities. To date, only file based access has been implemented for the framework.</w:t>
+      </w:r>
+    </w:p>
+    <w:p>
+      <w:r>
+        <w:t>.. more blah blah …</w:t>
       </w:r>
     </w:p>
     <w:p>
@@ -1231,20 +1210,10 @@
       </w:r>
     </w:p>
     <w:p>
-      <w:bookmarkStart w:id="0" w:name="_GoBack"/>
-      <w:r>
-        <w:t xml:space="preserve">Different </w:t>
-      </w:r>
-      <w:proofErr w:type="spellStart"/>
-      <w:r>
-        <w:t>config</w:t>
-      </w:r>
-      <w:proofErr w:type="spellEnd"/>
-      <w:r>
-        <w:t xml:space="preserve"> files </w:t>
-      </w:r>
-    </w:p>
-    <w:bookmarkEnd w:id="0"/>
+      <w:r>
+        <w:t xml:space="preserve">Different config files </w:t>
+      </w:r>
+    </w:p>
     <w:p>
       <w:pPr>
         <w:pStyle w:val="Heading1"/>
@@ -1297,8 +1266,8 @@
       </w:r>
     </w:p>
     <w:sectPr>
-      <w:headerReference w:type="default" r:id="rId9"/>
-      <w:footerReference w:type="default" r:id="rId10"/>
+      <w:headerReference w:type="default" r:id="rId8"/>
+      <w:footerReference w:type="default" r:id="rId9"/>
       <w:pgSz w:w="11906" w:h="16838"/>
       <w:pgMar w:top="1440" w:right="1440" w:bottom="1440" w:left="1440" w:header="720" w:footer="720" w:gutter="0"/>
       <w:cols w:space="720"/>
@@ -1309,7 +1278,7 @@
 </file>
 
 <file path=word/endnotes.xml><?xml version="1.0" encoding="utf-8"?>
-<w:endnotes xmlns:wpc="http://schemas.microsoft.com/office/word/2010/wordprocessingCanvas" xmlns:mc="http://schemas.openxmlformats.org/markup-compatibility/2006" xmlns:o="urn:schemas-microsoft-com:office:office" xmlns:r="http://schemas.openxmlformats.org/officeDocument/2006/relationships" xmlns:m="http://schemas.openxmlformats.org/officeDocument/2006/math" xmlns:v="urn:schemas-microsoft-com:vml" xmlns:wp14="http://schemas.microsoft.com/office/word/2010/wordprocessingDrawing" xmlns:wp="http://schemas.openxmlformats.org/drawingml/2006/wordprocessingDrawing" xmlns:w10="urn:schemas-microsoft-com:office:word" xmlns:w="http://schemas.openxmlformats.org/wordprocessingml/2006/main" xmlns:w14="http://schemas.microsoft.com/office/word/2010/wordml" xmlns:wpg="http://schemas.microsoft.com/office/word/2010/wordprocessingGroup" xmlns:wpi="http://schemas.microsoft.com/office/word/2010/wordprocessingInk" xmlns:wne="http://schemas.microsoft.com/office/word/2006/wordml" xmlns:wps="http://schemas.microsoft.com/office/word/2010/wordprocessingShape" mc:Ignorable="w14 wp14">
+<w:endnotes xmlns:wpc="http://schemas.microsoft.com/office/word/2010/wordprocessingCanvas" xmlns:cx="http://schemas.microsoft.com/office/drawing/2014/chartex" xmlns:cx1="http://schemas.microsoft.com/office/drawing/2015/9/8/chartex" xmlns:mc="http://schemas.openxmlformats.org/markup-compatibility/2006" xmlns:o="urn:schemas-microsoft-com:office:office" xmlns:r="http://schemas.openxmlformats.org/officeDocument/2006/relationships" xmlns:m="http://schemas.openxmlformats.org/officeDocument/2006/math" xmlns:v="urn:schemas-microsoft-com:vml" xmlns:wp14="http://schemas.microsoft.com/office/word/2010/wordprocessingDrawing" xmlns:wp="http://schemas.openxmlformats.org/drawingml/2006/wordprocessingDrawing" xmlns:w10="urn:schemas-microsoft-com:office:word" xmlns:w="http://schemas.openxmlformats.org/wordprocessingml/2006/main" xmlns:w14="http://schemas.microsoft.com/office/word/2010/wordml" xmlns:w15="http://schemas.microsoft.com/office/word/2012/wordml" xmlns:w16se="http://schemas.microsoft.com/office/word/2015/wordml/symex" xmlns:wpg="http://schemas.microsoft.com/office/word/2010/wordprocessingGroup" xmlns:wpi="http://schemas.microsoft.com/office/word/2010/wordprocessingInk" xmlns:wne="http://schemas.microsoft.com/office/word/2006/wordml" xmlns:wps="http://schemas.microsoft.com/office/word/2010/wordprocessingShape" mc:Ignorable="w14 w15 w16se wp14">
   <w:endnote w:type="separator" w:id="-1">
     <w:p>
       <w:pPr>
@@ -1334,7 +1303,7 @@
 </file>
 
 <file path=word/footer1.xml><?xml version="1.0" encoding="utf-8"?>
-<w:ftr xmlns:wpc="http://schemas.microsoft.com/office/word/2010/wordprocessingCanvas" xmlns:mc="http://schemas.openxmlformats.org/markup-compatibility/2006" xmlns:o="urn:schemas-microsoft-com:office:office" xmlns:r="http://schemas.openxmlformats.org/officeDocument/2006/relationships" xmlns:m="http://schemas.openxmlformats.org/officeDocument/2006/math" xmlns:v="urn:schemas-microsoft-com:vml" xmlns:wp14="http://schemas.microsoft.com/office/word/2010/wordprocessingDrawing" xmlns:wp="http://schemas.openxmlformats.org/drawingml/2006/wordprocessingDrawing" xmlns:w10="urn:schemas-microsoft-com:office:word" xmlns:w="http://schemas.openxmlformats.org/wordprocessingml/2006/main" xmlns:w14="http://schemas.microsoft.com/office/word/2010/wordml" xmlns:wpg="http://schemas.microsoft.com/office/word/2010/wordprocessingGroup" xmlns:wpi="http://schemas.microsoft.com/office/word/2010/wordprocessingInk" xmlns:wne="http://schemas.microsoft.com/office/word/2006/wordml" xmlns:wps="http://schemas.microsoft.com/office/word/2010/wordprocessingShape" mc:Ignorable="w14 wp14">
+<w:ftr xmlns:wpc="http://schemas.microsoft.com/office/word/2010/wordprocessingCanvas" xmlns:cx="http://schemas.microsoft.com/office/drawing/2014/chartex" xmlns:cx1="http://schemas.microsoft.com/office/drawing/2015/9/8/chartex" xmlns:mc="http://schemas.openxmlformats.org/markup-compatibility/2006" xmlns:o="urn:schemas-microsoft-com:office:office" xmlns:r="http://schemas.openxmlformats.org/officeDocument/2006/relationships" xmlns:m="http://schemas.openxmlformats.org/officeDocument/2006/math" xmlns:v="urn:schemas-microsoft-com:vml" xmlns:wp14="http://schemas.microsoft.com/office/word/2010/wordprocessingDrawing" xmlns:wp="http://schemas.openxmlformats.org/drawingml/2006/wordprocessingDrawing" xmlns:w10="urn:schemas-microsoft-com:office:word" xmlns:w="http://schemas.openxmlformats.org/wordprocessingml/2006/main" xmlns:w14="http://schemas.microsoft.com/office/word/2010/wordml" xmlns:w15="http://schemas.microsoft.com/office/word/2012/wordml" xmlns:w16se="http://schemas.microsoft.com/office/word/2015/wordml/symex" xmlns:wpg="http://schemas.microsoft.com/office/word/2010/wordprocessingGroup" xmlns:wpi="http://schemas.microsoft.com/office/word/2010/wordprocessingInk" xmlns:wne="http://schemas.microsoft.com/office/word/2006/wordml" xmlns:wps="http://schemas.microsoft.com/office/word/2010/wordprocessingShape" mc:Ignorable="w14 w15 w16se wp14">
   <w:p>
     <w:pPr>
       <w:pStyle w:val="Footer"/>
@@ -1355,7 +1324,7 @@
       <w:rPr>
         <w:noProof/>
       </w:rPr>
-      <w:t>3</w:t>
+      <w:t>1</w:t>
     </w:r>
     <w:r>
       <w:fldChar w:fldCharType="end"/>
@@ -1365,7 +1334,7 @@
 </file>
 
 <file path=word/footnotes.xml><?xml version="1.0" encoding="utf-8"?>
-<w:footnotes xmlns:wpc="http://schemas.microsoft.com/office/word/2010/wordprocessingCanvas" xmlns:mc="http://schemas.openxmlformats.org/markup-compatibility/2006" xmlns:o="urn:schemas-microsoft-com:office:office" xmlns:r="http://schemas.openxmlformats.org/officeDocument/2006/relationships" xmlns:m="http://schemas.openxmlformats.org/officeDocument/2006/math" xmlns:v="urn:schemas-microsoft-com:vml" xmlns:wp14="http://schemas.microsoft.com/office/word/2010/wordprocessingDrawing" xmlns:wp="http://schemas.openxmlformats.org/drawingml/2006/wordprocessingDrawing" xmlns:w10="urn:schemas-microsoft-com:office:word" xmlns:w="http://schemas.openxmlformats.org/wordprocessingml/2006/main" xmlns:w14="http://schemas.microsoft.com/office/word/2010/wordml" xmlns:wpg="http://schemas.microsoft.com/office/word/2010/wordprocessingGroup" xmlns:wpi="http://schemas.microsoft.com/office/word/2010/wordprocessingInk" xmlns:wne="http://schemas.microsoft.com/office/word/2006/wordml" xmlns:wps="http://schemas.microsoft.com/office/word/2010/wordprocessingShape" mc:Ignorable="w14 wp14">
+<w:footnotes xmlns:wpc="http://schemas.microsoft.com/office/word/2010/wordprocessingCanvas" xmlns:cx="http://schemas.microsoft.com/office/drawing/2014/chartex" xmlns:cx1="http://schemas.microsoft.com/office/drawing/2015/9/8/chartex" xmlns:mc="http://schemas.openxmlformats.org/markup-compatibility/2006" xmlns:o="urn:schemas-microsoft-com:office:office" xmlns:r="http://schemas.openxmlformats.org/officeDocument/2006/relationships" xmlns:m="http://schemas.openxmlformats.org/officeDocument/2006/math" xmlns:v="urn:schemas-microsoft-com:vml" xmlns:wp14="http://schemas.microsoft.com/office/word/2010/wordprocessingDrawing" xmlns:wp="http://schemas.openxmlformats.org/drawingml/2006/wordprocessingDrawing" xmlns:w10="urn:schemas-microsoft-com:office:word" xmlns:w="http://schemas.openxmlformats.org/wordprocessingml/2006/main" xmlns:w14="http://schemas.microsoft.com/office/word/2010/wordml" xmlns:w15="http://schemas.microsoft.com/office/word/2012/wordml" xmlns:w16se="http://schemas.microsoft.com/office/word/2015/wordml/symex" xmlns:wpg="http://schemas.microsoft.com/office/word/2010/wordprocessingGroup" xmlns:wpi="http://schemas.microsoft.com/office/word/2010/wordprocessingInk" xmlns:wne="http://schemas.microsoft.com/office/word/2006/wordml" xmlns:wps="http://schemas.microsoft.com/office/word/2010/wordprocessingShape" mc:Ignorable="w14 w15 w16se wp14">
   <w:footnote w:type="separator" w:id="-1">
     <w:p>
       <w:pPr>
@@ -1390,7 +1359,7 @@
 </file>
 
 <file path=word/header1.xml><?xml version="1.0" encoding="utf-8"?>
-<w:hdr xmlns:wpc="http://schemas.microsoft.com/office/word/2010/wordprocessingCanvas" xmlns:mc="http://schemas.openxmlformats.org/markup-compatibility/2006" xmlns:o="urn:schemas-microsoft-com:office:office" xmlns:r="http://schemas.openxmlformats.org/officeDocument/2006/relationships" xmlns:m="http://schemas.openxmlformats.org/officeDocument/2006/math" xmlns:v="urn:schemas-microsoft-com:vml" xmlns:wp14="http://schemas.microsoft.com/office/word/2010/wordprocessingDrawing" xmlns:wp="http://schemas.openxmlformats.org/drawingml/2006/wordprocessingDrawing" xmlns:w10="urn:schemas-microsoft-com:office:word" xmlns:w="http://schemas.openxmlformats.org/wordprocessingml/2006/main" xmlns:w14="http://schemas.microsoft.com/office/word/2010/wordml" xmlns:wpg="http://schemas.microsoft.com/office/word/2010/wordprocessingGroup" xmlns:wpi="http://schemas.microsoft.com/office/word/2010/wordprocessingInk" xmlns:wne="http://schemas.microsoft.com/office/word/2006/wordml" xmlns:wps="http://schemas.microsoft.com/office/word/2010/wordprocessingShape" mc:Ignorable="w14 wp14">
+<w:hdr xmlns:wpc="http://schemas.microsoft.com/office/word/2010/wordprocessingCanvas" xmlns:cx="http://schemas.microsoft.com/office/drawing/2014/chartex" xmlns:cx1="http://schemas.microsoft.com/office/drawing/2015/9/8/chartex" xmlns:mc="http://schemas.openxmlformats.org/markup-compatibility/2006" xmlns:o="urn:schemas-microsoft-com:office:office" xmlns:r="http://schemas.openxmlformats.org/officeDocument/2006/relationships" xmlns:m="http://schemas.openxmlformats.org/officeDocument/2006/math" xmlns:v="urn:schemas-microsoft-com:vml" xmlns:wp14="http://schemas.microsoft.com/office/word/2010/wordprocessingDrawing" xmlns:wp="http://schemas.openxmlformats.org/drawingml/2006/wordprocessingDrawing" xmlns:w10="urn:schemas-microsoft-com:office:word" xmlns:w="http://schemas.openxmlformats.org/wordprocessingml/2006/main" xmlns:w14="http://schemas.microsoft.com/office/word/2010/wordml" xmlns:w15="http://schemas.microsoft.com/office/word/2012/wordml" xmlns:w16se="http://schemas.microsoft.com/office/word/2015/wordml/symex" xmlns:wpg="http://schemas.microsoft.com/office/word/2010/wordprocessingGroup" xmlns:wpi="http://schemas.microsoft.com/office/word/2010/wordprocessingInk" xmlns:wne="http://schemas.microsoft.com/office/word/2006/wordml" xmlns:wps="http://schemas.microsoft.com/office/word/2010/wordprocessingShape" mc:Ignorable="w14 w15 w16se wp14">
   <w:p>
     <w:pPr>
       <w:pStyle w:val="Header"/>
@@ -1407,23 +1376,17 @@
     </w:r>
     <w:r>
       <w:tab/>
-      <w:t>Configuration file layout</w:t>
     </w:r>
-  </w:p>
-  <w:p>
-    <w:pPr>
-      <w:pStyle w:val="Header"/>
-      <w:pBdr>
-        <w:bottom w:val="single" w:sz="4" w:space="1" w:color="A6A6A6" w:themeColor="background1" w:themeShade="A6"/>
-      </w:pBdr>
-    </w:pPr>
+    <w:r>
+      <w:t>Sharing external spatial-temporal data</w:t>
+    </w:r>
   </w:p>
 </w:hdr>
 </file>
 
 <file path=word/numbering.xml><?xml version="1.0" encoding="utf-8"?>
-<w:numbering xmlns:wpc="http://schemas.microsoft.com/office/word/2010/wordprocessingCanvas" xmlns:mc="http://schemas.openxmlformats.org/markup-compatibility/2006" xmlns:o="urn:schemas-microsoft-com:office:office" xmlns:r="http://schemas.openxmlformats.org/officeDocument/2006/relationships" xmlns:m="http://schemas.openxmlformats.org/officeDocument/2006/math" xmlns:v="urn:schemas-microsoft-com:vml" xmlns:wp14="http://schemas.microsoft.com/office/word/2010/wordprocessingDrawing" xmlns:wp="http://schemas.openxmlformats.org/drawingml/2006/wordprocessingDrawing" xmlns:w10="urn:schemas-microsoft-com:office:word" xmlns:w="http://schemas.openxmlformats.org/wordprocessingml/2006/main" xmlns:w14="http://schemas.microsoft.com/office/word/2010/wordml" xmlns:wpg="http://schemas.microsoft.com/office/word/2010/wordprocessingGroup" xmlns:wpi="http://schemas.microsoft.com/office/word/2010/wordprocessingInk" xmlns:wne="http://schemas.microsoft.com/office/word/2006/wordml" xmlns:wps="http://schemas.microsoft.com/office/word/2010/wordprocessingShape" mc:Ignorable="w14 wp14">
-  <w:abstractNum w:abstractNumId="0">
+<w:numbering xmlns:wpc="http://schemas.microsoft.com/office/word/2010/wordprocessingCanvas" xmlns:cx="http://schemas.microsoft.com/office/drawing/2014/chartex" xmlns:cx1="http://schemas.microsoft.com/office/drawing/2015/9/8/chartex" xmlns:mc="http://schemas.openxmlformats.org/markup-compatibility/2006" xmlns:o="urn:schemas-microsoft-com:office:office" xmlns:r="http://schemas.openxmlformats.org/officeDocument/2006/relationships" xmlns:m="http://schemas.openxmlformats.org/officeDocument/2006/math" xmlns:v="urn:schemas-microsoft-com:vml" xmlns:wp14="http://schemas.microsoft.com/office/word/2010/wordprocessingDrawing" xmlns:wp="http://schemas.openxmlformats.org/drawingml/2006/wordprocessingDrawing" xmlns:w10="urn:schemas-microsoft-com:office:word" xmlns:w="http://schemas.openxmlformats.org/wordprocessingml/2006/main" xmlns:w14="http://schemas.microsoft.com/office/word/2010/wordml" xmlns:w15="http://schemas.microsoft.com/office/word/2012/wordml" xmlns:w16se="http://schemas.microsoft.com/office/word/2015/wordml/symex" xmlns:wpg="http://schemas.microsoft.com/office/word/2010/wordprocessingGroup" xmlns:wpi="http://schemas.microsoft.com/office/word/2010/wordprocessingInk" xmlns:wne="http://schemas.microsoft.com/office/word/2006/wordml" xmlns:wps="http://schemas.microsoft.com/office/word/2010/wordprocessingShape" mc:Ignorable="w14 w15 w16se wp14">
+  <w:abstractNum w:abstractNumId="0" w15:restartNumberingAfterBreak="0">
     <w:nsid w:val="36FF1CB4"/>
     <w:multiLevelType w:val="hybridMultilevel"/>
     <w:tmpl w:val="33FA7D6C"/>
@@ -1536,7 +1499,7 @@
       </w:rPr>
     </w:lvl>
   </w:abstractNum>
-  <w:abstractNum w:abstractNumId="1">
+  <w:abstractNum w:abstractNumId="1" w15:restartNumberingAfterBreak="0">
     <w:nsid w:val="4D7A06DE"/>
     <w:multiLevelType w:val="hybridMultilevel"/>
     <w:tmpl w:val="4496C148"/>
@@ -1649,7 +1612,7 @@
       </w:rPr>
     </w:lvl>
   </w:abstractNum>
-  <w:abstractNum w:abstractNumId="2">
+  <w:abstractNum w:abstractNumId="2" w15:restartNumberingAfterBreak="0">
     <w:nsid w:val="5B981C91"/>
     <w:multiLevelType w:val="hybridMultilevel"/>
     <w:tmpl w:val="1EFE4440"/>
@@ -1762,7 +1725,7 @@
       </w:rPr>
     </w:lvl>
   </w:abstractNum>
-  <w:abstractNum w:abstractNumId="3">
+  <w:abstractNum w:abstractNumId="3" w15:restartNumberingAfterBreak="0">
     <w:nsid w:val="5EC85D1D"/>
     <w:multiLevelType w:val="hybridMultilevel"/>
     <w:tmpl w:val="EF7E39DC"/>
@@ -1891,7 +1854,7 @@
 </file>
 
 <file path=word/styles.xml><?xml version="1.0" encoding="utf-8"?>
-<w:styles xmlns:mc="http://schemas.openxmlformats.org/markup-compatibility/2006" xmlns:r="http://schemas.openxmlformats.org/officeDocument/2006/relationships" xmlns:w="http://schemas.openxmlformats.org/wordprocessingml/2006/main" xmlns:w14="http://schemas.microsoft.com/office/word/2010/wordml" mc:Ignorable="w14">
+<w:styles xmlns:mc="http://schemas.openxmlformats.org/markup-compatibility/2006" xmlns:r="http://schemas.openxmlformats.org/officeDocument/2006/relationships" xmlns:w="http://schemas.openxmlformats.org/wordprocessingml/2006/main" xmlns:w14="http://schemas.microsoft.com/office/word/2010/wordml" xmlns:w15="http://schemas.microsoft.com/office/word/2012/wordml" xmlns:w16se="http://schemas.microsoft.com/office/word/2015/wordml/symex" mc:Ignorable="w14 w15 w16se">
   <w:docDefaults>
     <w:rPrDefault>
       <w:rPr>
@@ -1907,932 +1870,378 @@
       </w:pPr>
     </w:pPrDefault>
   </w:docDefaults>
-  <w:latentStyles w:defLockedState="0" w:defUIPriority="99" w:defSemiHidden="1" w:defUnhideWhenUsed="1" w:defQFormat="0" w:count="267">
-    <w:lsdException w:name="Normal" w:semiHidden="0" w:uiPriority="0" w:unhideWhenUsed="0" w:qFormat="1"/>
-    <w:lsdException w:name="heading 1" w:semiHidden="0" w:uiPriority="9" w:unhideWhenUsed="0" w:qFormat="1"/>
-    <w:lsdException w:name="heading 2" w:uiPriority="9" w:qFormat="1"/>
-    <w:lsdException w:name="heading 3" w:uiPriority="9" w:qFormat="1"/>
-    <w:lsdException w:name="heading 4" w:uiPriority="9" w:qFormat="1"/>
-    <w:lsdException w:name="heading 5" w:uiPriority="9" w:qFormat="1"/>
-    <w:lsdException w:name="heading 6" w:uiPriority="9" w:qFormat="1"/>
-    <w:lsdException w:name="heading 7" w:uiPriority="9" w:qFormat="1"/>
-    <w:lsdException w:name="heading 8" w:uiPriority="9" w:qFormat="1"/>
-    <w:lsdException w:name="heading 9" w:uiPriority="9" w:qFormat="1"/>
-    <w:lsdException w:name="toc 1" w:uiPriority="39"/>
-    <w:lsdException w:name="toc 2" w:uiPriority="39"/>
-    <w:lsdException w:name="toc 3" w:uiPriority="39"/>
-    <w:lsdException w:name="toc 4" w:uiPriority="39"/>
-    <w:lsdException w:name="toc 5" w:uiPriority="39"/>
-    <w:lsdException w:name="toc 6" w:uiPriority="39"/>
-    <w:lsdException w:name="toc 7" w:uiPriority="39"/>
-    <w:lsdException w:name="toc 8" w:uiPriority="39"/>
-    <w:lsdException w:name="toc 9" w:uiPriority="39"/>
-    <w:lsdException w:name="caption" w:uiPriority="35" w:qFormat="1"/>
-    <w:lsdException w:name="Title" w:semiHidden="0" w:uiPriority="10" w:unhideWhenUsed="0" w:qFormat="1"/>
-    <w:lsdException w:name="Default Paragraph Font" w:uiPriority="1"/>
-    <w:lsdException w:name="Subtitle" w:semiHidden="0" w:uiPriority="11" w:unhideWhenUsed="0" w:qFormat="1"/>
-    <w:lsdException w:name="Strong" w:semiHidden="0" w:uiPriority="22" w:unhideWhenUsed="0" w:qFormat="1"/>
-    <w:lsdException w:name="Emphasis" w:semiHidden="0" w:uiPriority="20" w:unhideWhenUsed="0" w:qFormat="1"/>
-    <w:lsdException w:name="Table Grid" w:semiHidden="0" w:uiPriority="59" w:unhideWhenUsed="0"/>
-    <w:lsdException w:name="Placeholder Text" w:unhideWhenUsed="0"/>
-    <w:lsdException w:name="No Spacing" w:semiHidden="0" w:uiPriority="1" w:unhideWhenUsed="0" w:qFormat="1"/>
-    <w:lsdException w:name="Light Shading" w:semiHidden="0" w:uiPriority="60" w:unhideWhenUsed="0"/>
-    <w:lsdException w:name="Light List" w:semiHidden="0" w:uiPriority="61" w:unhideWhenUsed="0"/>
-    <w:lsdException w:name="Light Grid" w:semiHidden="0" w:uiPriority="62" w:unhideWhenUsed="0"/>
-    <w:lsdException w:name="Medium Shading 1" w:semiHidden="0" w:uiPriority="63" w:unhideWhenUsed="0"/>
-    <w:lsdException w:name="Medium Shading 2" w:semiHidden="0" w:uiPriority="64" w:unhideWhenUsed="0"/>
-    <w:lsdException w:name="Medium List 1" w:semiHidden="0" w:uiPriority="65" w:unhideWhenUsed="0"/>
-    <w:lsdException w:name="Medium List 2" w:semiHidden="0" w:uiPriority="66" w:unhideWhenUsed="0"/>
-    <w:lsdException w:name="Medium Grid 1" w:semiHidden="0" w:uiPriority="67" w:unhideWhenUsed="0"/>
-    <w:lsdException w:name="Medium Grid 2" w:semiHidden="0" w:uiPriority="68" w:unhideWhenUsed="0"/>
-    <w:lsdException w:name="Medium Grid 3" w:semiHidden="0" w:uiPriority="69" w:unhideWhenUsed="0"/>
-    <w:lsdException w:name="Dark List" w:semiHidden="0" w:uiPriority="70" w:unhideWhenUsed="0"/>
-    <w:lsdException w:name="Colorful Shading" w:semiHidden="0" w:uiPriority="71" w:unhideWhenUsed="0"/>
-    <w:lsdException w:name="Colorful List" w:semiHidden="0" w:uiPriority="72" w:unhideWhenUsed="0"/>
-    <w:lsdException w:name="Colorful Grid" w:semiHidden="0" w:uiPriority="73" w:unhideWhenUsed="0"/>
-    <w:lsdException w:name="Light Shading Accent 1" w:semiHidden="0" w:uiPriority="60" w:unhideWhenUsed="0"/>
-    <w:lsdException w:name="Light List Accent 1" w:semiHidden="0" w:uiPriority="61" w:unhideWhenUsed="0"/>
-    <w:lsdException w:name="Light Grid Accent 1" w:semiHidden="0" w:uiPriority="62" w:unhideWhenUsed="0"/>
-    <w:lsdException w:name="Medium Shading 1 Accent 1" w:semiHidden="0" w:uiPriority="63" w:unhideWhenUsed="0"/>
-    <w:lsdException w:name="Medium Shading 2 Accent 1" w:semiHidden="0" w:uiPriority="64" w:unhideWhenUsed="0"/>
-    <w:lsdException w:name="Medium List 1 Accent 1" w:semiHidden="0" w:uiPriority="65" w:unhideWhenUsed="0"/>
-    <w:lsdException w:name="Revision" w:unhideWhenUsed="0"/>
-    <w:lsdException w:name="List Paragraph" w:semiHidden="0" w:uiPriority="34" w:unhideWhenUsed="0" w:qFormat="1"/>
-    <w:lsdException w:name="Quote" w:semiHidden="0" w:uiPriority="29" w:unhideWhenUsed="0" w:qFormat="1"/>
-    <w:lsdException w:name="Intense Quote" w:semiHidden="0" w:uiPriority="30" w:unhideWhenUsed="0" w:qFormat="1"/>
-    <w:lsdException w:name="Medium List 2 Accent 1" w:semiHidden="0" w:uiPriority="66" w:unhideWhenUsed="0"/>
-    <w:lsdException w:name="Medium Grid 1 Accent 1" w:semiHidden="0" w:uiPriority="67" w:unhideWhenUsed="0"/>
-    <w:lsdException w:name="Medium Grid 2 Accent 1" w:semiHidden="0" w:uiPriority="68" w:unhideWhenUsed="0"/>
-    <w:lsdException w:name="Medium Grid 3 Accent 1" w:semiHidden="0" w:uiPriority="69" w:unhideWhenUsed="0"/>
-    <w:lsdException w:name="Dark List Accent 1" w:semiHidden="0" w:uiPriority="70" w:unhideWhenUsed="0"/>
-    <w:lsdException w:name="Colorful Shading Accent 1" w:semiHidden="0" w:uiPriority="71" w:unhideWhenUsed="0"/>
-    <w:lsdException w:name="Colorful List Accent 1" w:semiHidden="0" w:uiPriority="72" w:unhideWhenUsed="0"/>
-    <w:lsdException w:name="Colorful Grid Accent 1" w:semiHidden="0" w:uiPriority="73" w:unhideWhenUsed="0"/>
-    <w:lsdException w:name="Light Shading Accent 2" w:semiHidden="0" w:uiPriority="60" w:unhideWhenUsed="0"/>
-    <w:lsdException w:name="Light List Accent 2" w:semiHidden="0" w:uiPriority="61" w:unhideWhenUsed="0"/>
-    <w:lsdException w:name="Light Grid Accent 2" w:semiHidden="0" w:uiPriority="62" w:unhideWhenUsed="0"/>
-    <w:lsdException w:name="Medium Shading 1 Accent 2" w:semiHidden="0" w:uiPriority="63" w:unhideWhenUsed="0"/>
-    <w:lsdException w:name="Medium Shading 2 Accent 2" w:semiHidden="0" w:uiPriority="64" w:unhideWhenUsed="0"/>
-    <w:lsdException w:name="Medium List 1 Accent 2" w:semiHidden="0" w:uiPriority="65" w:unhideWhenUsed="0"/>
-    <w:lsdException w:name="Medium List 2 Accent 2" w:semiHidden="0" w:uiPriority="66" w:unhideWhenUsed="0"/>
-    <w:lsdException w:name="Medium Grid 1 Accent 2" w:semiHidden="0" w:uiPriority="67" w:unhideWhenUsed="0"/>
-    <w:lsdException w:name="Medium Grid 2 Accent 2" w:semiHidden="0" w:uiPriority="68" w:unhideWhenUsed="0"/>
-    <w:lsdException w:name="Medium Grid 3 Accent 2" w:semiHidden="0" w:uiPriority="69" w:unhideWhenUsed="0"/>
-    <w:lsdException w:name="Dark List Accent 2" w:semiHidden="0" w:uiPriority="70" w:unhideWhenUsed="0"/>
-    <w:lsdException w:name="Colorful Shading Accent 2" w:semiHidden="0" w:uiPriority="71" w:unhideWhenUsed="0"/>
-    <w:lsdException w:name="Colorful List Accent 2" w:semiHidden="0" w:uiPriority="72" w:unhideWhenUsed="0"/>
-    <w:lsdException w:name="Colorful Grid Accent 2" w:semiHidden="0" w:uiPriority="73" w:unhideWhenUsed="0"/>
-    <w:lsdException w:name="Light Shading Accent 3" w:semiHidden="0" w:uiPriority="60" w:unhideWhenUsed="0"/>
-    <w:lsdException w:name="Light List Accent 3" w:semiHidden="0" w:uiPriority="61" w:unhideWhenUsed="0"/>
-    <w:lsdException w:name="Light Grid Accent 3" w:semiHidden="0" w:uiPriority="62" w:unhideWhenUsed="0"/>
-    <w:lsdException w:name="Medium Shading 1 Accent 3" w:semiHidden="0" w:uiPriority="63" w:unhideWhenUsed="0"/>
-    <w:lsdException w:name="Medium Shading 2 Accent 3" w:semiHidden="0" w:uiPriority="64" w:unhideWhenUsed="0"/>
-    <w:lsdException w:name="Medium List 1 Accent 3" w:semiHidden="0" w:uiPriority="65" w:unhideWhenUsed="0"/>
-    <w:lsdException w:name="Medium List 2 Accent 3" w:semiHidden="0" w:uiPriority="66" w:unhideWhenUsed="0"/>
-    <w:lsdException w:name="Medium Grid 1 Accent 3" w:semiHidden="0" w:uiPriority="67" w:unhideWhenUsed="0"/>
-    <w:lsdException w:name="Medium Grid 2 Accent 3" w:semiHidden="0" w:uiPriority="68" w:unhideWhenUsed="0"/>
-    <w:lsdException w:name="Medium Grid 3 Accent 3" w:semiHidden="0" w:uiPriority="69" w:unhideWhenUsed="0"/>
-    <w:lsdException w:name="Dark List Accent 3" w:semiHidden="0" w:uiPriority="70" w:unhideWhenUsed="0"/>
-    <w:lsdException w:name="Colorful Shading Accent 3" w:semiHidden="0" w:uiPriority="71" w:unhideWhenUsed="0"/>
-    <w:lsdException w:name="Colorful List Accent 3" w:semiHidden="0" w:uiPriority="72" w:unhideWhenUsed="0"/>
-    <w:lsdException w:name="Colorful Grid Accent 3" w:semiHidden="0" w:uiPriority="73" w:unhideWhenUsed="0"/>
-    <w:lsdException w:name="Light Shading Accent 4" w:semiHidden="0" w:uiPriority="60" w:unhideWhenUsed="0"/>
-    <w:lsdException w:name="Light List Accent 4" w:semiHidden="0" w:uiPriority="61" w:unhideWhenUsed="0"/>
-    <w:lsdException w:name="Light Grid Accent 4" w:semiHidden="0" w:uiPriority="62" w:unhideWhenUsed="0"/>
-    <w:lsdException w:name="Medium Shading 1 Accent 4" w:semiHidden="0" w:uiPriority="63" w:unhideWhenUsed="0"/>
-    <w:lsdException w:name="Medium Shading 2 Accent 4" w:semiHidden="0" w:uiPriority="64" w:unhideWhenUsed="0"/>
-    <w:lsdException w:name="Medium List 1 Accent 4" w:semiHidden="0" w:uiPriority="65" w:unhideWhenUsed="0"/>
-    <w:lsdException w:name="Medium List 2 Accent 4" w:semiHidden="0" w:uiPriority="66" w:unhideWhenUsed="0"/>
-    <w:lsdException w:name="Medium Grid 1 Accent 4" w:semiHidden="0" w:uiPriority="67" w:unhideWhenUsed="0"/>
-    <w:lsdException w:name="Medium Grid 2 Accent 4" w:semiHidden="0" w:uiPriority="68" w:unhideWhenUsed="0"/>
-    <w:lsdException w:name="Medium Grid 3 Accent 4" w:semiHidden="0" w:uiPriority="69" w:unhideWhenUsed="0"/>
-    <w:lsdException w:name="Dark List Accent 4" w:semiHidden="0" w:uiPriority="70" w:unhideWhenUsed="0"/>
-    <w:lsdException w:name="Colorful Shading Accent 4" w:semiHidden="0" w:uiPriority="71" w:unhideWhenUsed="0"/>
-    <w:lsdException w:name="Colorful List Accent 4" w:semiHidden="0" w:uiPriority="72" w:unhideWhenUsed="0"/>
-    <w:lsdException w:name="Colorful Grid Accent 4" w:semiHidden="0" w:uiPriority="73" w:unhideWhenUsed="0"/>
-    <w:lsdException w:name="Light Shading Accent 5" w:semiHidden="0" w:uiPriority="60" w:unhideWhenUsed="0"/>
-    <w:lsdException w:name="Light List Accent 5" w:semiHidden="0" w:uiPriority="61" w:unhideWhenUsed="0"/>
-    <w:lsdException w:name="Light Grid Accent 5" w:semiHidden="0" w:uiPriority="62" w:unhideWhenUsed="0"/>
-    <w:lsdException w:name="Medium Shading 1 Accent 5" w:semiHidden="0" w:uiPriority="63" w:unhideWhenUsed="0"/>
-    <w:lsdException w:name="Medium Shading 2 Accent 5" w:semiHidden="0" w:uiPriority="64" w:unhideWhenUsed="0"/>
-    <w:lsdException w:name="Medium List 1 Accent 5" w:semiHidden="0" w:uiPriority="65" w:unhideWhenUsed="0"/>
-    <w:lsdException w:name="Medium List 2 Accent 5" w:semiHidden="0" w:uiPriority="66" w:unhideWhenUsed="0"/>
-    <w:lsdException w:name="Medium Grid 1 Accent 5" w:semiHidden="0" w:uiPriority="67" w:unhideWhenUsed="0"/>
-    <w:lsdException w:name="Medium Grid 2 Accent 5" w:semiHidden="0" w:uiPriority="68" w:unhideWhenUsed="0"/>
-    <w:lsdException w:name="Medium Grid 3 Accent 5" w:semiHidden="0" w:uiPriority="69" w:unhideWhenUsed="0"/>
-    <w:lsdException w:name="Dark List Accent 5" w:semiHidden="0" w:uiPriority="70" w:unhideWhenUsed="0"/>
-    <w:lsdException w:name="Colorful Shading Accent 5" w:semiHidden="0" w:uiPriority="71" w:unhideWhenUsed="0"/>
-    <w:lsdException w:name="Colorful List Accent 5" w:semiHidden="0" w:uiPriority="72" w:unhideWhenUsed="0"/>
-    <w:lsdException w:name="Colorful Grid Accent 5" w:semiHidden="0" w:uiPriority="73" w:unhideWhenUsed="0"/>
-    <w:lsdException w:name="Light Shading Accent 6" w:semiHidden="0" w:uiPriority="60" w:unhideWhenUsed="0"/>
-    <w:lsdException w:name="Light List Accent 6" w:semiHidden="0" w:uiPriority="61" w:unhideWhenUsed="0"/>
-    <w:lsdException w:name="Light Grid Accent 6" w:semiHidden="0" w:uiPriority="62" w:unhideWhenUsed="0"/>
-    <w:lsdException w:name="Medium Shading 1 Accent 6" w:semiHidden="0" w:uiPriority="63" w:unhideWhenUsed="0"/>
-    <w:lsdException w:name="Medium Shading 2 Accent 6" w:semiHidden="0" w:uiPriority="64" w:unhideWhenUsed="0"/>
-    <w:lsdException w:name="Medium List 1 Accent 6" w:semiHidden="0" w:uiPriority="65" w:unhideWhenUsed="0"/>
-    <w:lsdException w:name="Medium List 2 Accent 6" w:semiHidden="0" w:uiPriority="66" w:unhideWhenUsed="0"/>
-    <w:lsdException w:name="Medium Grid 1 Accent 6" w:semiHidden="0" w:uiPriority="67" w:unhideWhenUsed="0"/>
-    <w:lsdException w:name="Medium Grid 2 Accent 6" w:semiHidden="0" w:uiPriority="68" w:unhideWhenUsed="0"/>
-    <w:lsdException w:name="Medium Grid 3 Accent 6" w:semiHidden="0" w:uiPriority="69" w:unhideWhenUsed="0"/>
-    <w:lsdException w:name="Dark List Accent 6" w:semiHidden="0" w:uiPriority="70" w:unhideWhenUsed="0"/>
-    <w:lsdException w:name="Colorful Shading Accent 6" w:semiHidden="0" w:uiPriority="71" w:unhideWhenUsed="0"/>
-    <w:lsdException w:name="Colorful List Accent 6" w:semiHidden="0" w:uiPriority="72" w:unhideWhenUsed="0"/>
-    <w:lsdException w:name="Colorful Grid Accent 6" w:semiHidden="0" w:uiPriority="73" w:unhideWhenUsed="0"/>
-    <w:lsdException w:name="Subtle Emphasis" w:semiHidden="0" w:uiPriority="19" w:unhideWhenUsed="0" w:qFormat="1"/>
-    <w:lsdException w:name="Intense Emphasis" w:semiHidden="0" w:uiPriority="21" w:unhideWhenUsed="0" w:qFormat="1"/>
-    <w:lsdException w:name="Subtle Reference" w:semiHidden="0" w:uiPriority="31" w:unhideWhenUsed="0" w:qFormat="1"/>
-    <w:lsdException w:name="Intense Reference" w:semiHidden="0" w:uiPriority="32" w:unhideWhenUsed="0" w:qFormat="1"/>
-    <w:lsdException w:name="Book Title" w:semiHidden="0" w:uiPriority="33" w:unhideWhenUsed="0" w:qFormat="1"/>
-    <w:lsdException w:name="Bibliography" w:uiPriority="37"/>
-    <w:lsdException w:name="TOC Heading" w:uiPriority="39" w:qFormat="1"/>
-  </w:latentStyles>
-  <w:style w:type="paragraph" w:default="1" w:styleId="Normal">
-    <w:name w:val="Normal"/>
-    <w:qFormat/>
-    <w:rsid w:val="008624F2"/>
-  </w:style>
-  <w:style w:type="paragraph" w:styleId="Heading1">
-    <w:name w:val="heading 1"/>
-    <w:basedOn w:val="Normal"/>
-    <w:next w:val="Normal"/>
-    <w:link w:val="Heading1Char"/>
-    <w:uiPriority w:val="9"/>
-    <w:qFormat/>
-    <w:rsid w:val="00DA1393"/>
-    <w:pPr>
-      <w:keepNext/>
-      <w:keepLines/>
-      <w:pageBreakBefore/>
-      <w:spacing w:before="480" w:after="210"/>
-      <w:outlineLvl w:val="0"/>
-    </w:pPr>
-    <w:rPr>
-      <w:rFonts w:asciiTheme="majorHAnsi" w:eastAsiaTheme="majorEastAsia" w:hAnsiTheme="majorHAnsi" w:cstheme="majorBidi"/>
-      <w:b/>
-      <w:bCs/>
-      <w:color w:val="365F91" w:themeColor="accent1" w:themeShade="BF"/>
-      <w:sz w:val="28"/>
-      <w:szCs w:val="28"/>
-    </w:rPr>
-  </w:style>
-  <w:style w:type="paragraph" w:styleId="Heading2">
-    <w:name w:val="heading 2"/>
-    <w:basedOn w:val="Normal"/>
-    <w:next w:val="Normal"/>
-    <w:link w:val="Heading2Char"/>
-    <w:uiPriority w:val="9"/>
-    <w:unhideWhenUsed/>
-    <w:qFormat/>
-    <w:rsid w:val="00DA1393"/>
-    <w:pPr>
-      <w:keepNext/>
-      <w:keepLines/>
-      <w:spacing w:before="210" w:after="180"/>
-      <w:outlineLvl w:val="1"/>
-    </w:pPr>
-    <w:rPr>
-      <w:rFonts w:asciiTheme="majorHAnsi" w:eastAsiaTheme="majorEastAsia" w:hAnsiTheme="majorHAnsi" w:cstheme="majorBidi"/>
-      <w:b/>
-      <w:bCs/>
-      <w:color w:val="4F81BD" w:themeColor="accent1"/>
-      <w:sz w:val="26"/>
-      <w:szCs w:val="26"/>
-    </w:rPr>
-  </w:style>
-  <w:style w:type="paragraph" w:styleId="Heading3">
-    <w:name w:val="heading 3"/>
-    <w:basedOn w:val="Normal"/>
-    <w:next w:val="Normal"/>
-    <w:link w:val="Heading3Char"/>
-    <w:uiPriority w:val="9"/>
-    <w:unhideWhenUsed/>
-    <w:qFormat/>
-    <w:rsid w:val="00343128"/>
-    <w:pPr>
-      <w:keepNext/>
-      <w:keepLines/>
-      <w:spacing w:before="200" w:after="0"/>
-      <w:outlineLvl w:val="2"/>
-    </w:pPr>
-    <w:rPr>
-      <w:rFonts w:asciiTheme="majorHAnsi" w:eastAsiaTheme="majorEastAsia" w:hAnsiTheme="majorHAnsi" w:cstheme="majorBidi"/>
-      <w:b/>
-      <w:bCs/>
-      <w:color w:val="4F81BD" w:themeColor="accent1"/>
-      <w:sz w:val="24"/>
-    </w:rPr>
-  </w:style>
-  <w:style w:type="paragraph" w:styleId="Heading4">
-    <w:name w:val="heading 4"/>
-    <w:basedOn w:val="Normal"/>
-    <w:next w:val="Normal"/>
-    <w:link w:val="Heading4Char"/>
-    <w:uiPriority w:val="9"/>
-    <w:unhideWhenUsed/>
-    <w:qFormat/>
-    <w:rsid w:val="006E143C"/>
-    <w:pPr>
-      <w:keepNext/>
-      <w:keepLines/>
-      <w:spacing w:before="200" w:after="0"/>
-      <w:outlineLvl w:val="3"/>
-    </w:pPr>
-    <w:rPr>
-      <w:rFonts w:asciiTheme="majorHAnsi" w:eastAsiaTheme="majorEastAsia" w:hAnsiTheme="majorHAnsi" w:cstheme="majorBidi"/>
-      <w:b/>
-      <w:bCs/>
-      <w:i/>
-      <w:iCs/>
-      <w:color w:val="4F81BD" w:themeColor="accent1"/>
-    </w:rPr>
-  </w:style>
-  <w:style w:type="character" w:default="1" w:styleId="DefaultParagraphFont">
-    <w:name w:val="Default Paragraph Font"/>
-    <w:uiPriority w:val="1"/>
-    <w:semiHidden/>
-    <w:unhideWhenUsed/>
-  </w:style>
-  <w:style w:type="table" w:default="1" w:styleId="TableNormal">
-    <w:name w:val="Normal Table"/>
-    <w:uiPriority w:val="99"/>
-    <w:semiHidden/>
-    <w:unhideWhenUsed/>
-    <w:tblPr>
-      <w:tblInd w:w="0" w:type="dxa"/>
-      <w:tblCellMar>
-        <w:top w:w="0" w:type="dxa"/>
-        <w:left w:w="108" w:type="dxa"/>
-        <w:bottom w:w="0" w:type="dxa"/>
-        <w:right w:w="108" w:type="dxa"/>
-      </w:tblCellMar>
-    </w:tblPr>
-  </w:style>
-  <w:style w:type="numbering" w:default="1" w:styleId="NoList">
-    <w:name w:val="No List"/>
-    <w:uiPriority w:val="99"/>
-    <w:semiHidden/>
-    <w:unhideWhenUsed/>
-  </w:style>
-  <w:style w:type="paragraph" w:customStyle="1" w:styleId="Q">
-    <w:name w:val="Q"/>
-    <w:basedOn w:val="Normal"/>
-    <w:next w:val="Normal"/>
-    <w:qFormat/>
-    <w:rsid w:val="008624F2"/>
-    <w:pPr>
-      <w:pBdr>
-        <w:top w:val="single" w:sz="4" w:space="1" w:color="auto"/>
-        <w:bottom w:val="single" w:sz="4" w:space="1" w:color="auto"/>
-      </w:pBdr>
-      <w:shd w:val="clear" w:color="auto" w:fill="F2F2F2" w:themeFill="background1" w:themeFillShade="F2"/>
-    </w:pPr>
-    <w:rPr>
-      <w:i/>
-    </w:rPr>
-  </w:style>
-  <w:style w:type="character" w:customStyle="1" w:styleId="Heading1Char">
-    <w:name w:val="Heading 1 Char"/>
-    <w:basedOn w:val="DefaultParagraphFont"/>
-    <w:link w:val="Heading1"/>
-    <w:uiPriority w:val="9"/>
-    <w:rsid w:val="00DA1393"/>
-    <w:rPr>
-      <w:rFonts w:asciiTheme="majorHAnsi" w:eastAsiaTheme="majorEastAsia" w:hAnsiTheme="majorHAnsi" w:cstheme="majorBidi"/>
-      <w:b/>
-      <w:bCs/>
-      <w:color w:val="365F91" w:themeColor="accent1" w:themeShade="BF"/>
-      <w:sz w:val="28"/>
-      <w:szCs w:val="28"/>
-    </w:rPr>
-  </w:style>
-  <w:style w:type="character" w:customStyle="1" w:styleId="Heading2Char">
-    <w:name w:val="Heading 2 Char"/>
-    <w:basedOn w:val="DefaultParagraphFont"/>
-    <w:link w:val="Heading2"/>
-    <w:uiPriority w:val="9"/>
-    <w:rsid w:val="00DA1393"/>
-    <w:rPr>
-      <w:rFonts w:asciiTheme="majorHAnsi" w:eastAsiaTheme="majorEastAsia" w:hAnsiTheme="majorHAnsi" w:cstheme="majorBidi"/>
-      <w:b/>
-      <w:bCs/>
-      <w:color w:val="4F81BD" w:themeColor="accent1"/>
-      <w:sz w:val="26"/>
-      <w:szCs w:val="26"/>
-    </w:rPr>
-  </w:style>
-  <w:style w:type="character" w:customStyle="1" w:styleId="Heading3Char">
-    <w:name w:val="Heading 3 Char"/>
-    <w:basedOn w:val="DefaultParagraphFont"/>
-    <w:link w:val="Heading3"/>
-    <w:uiPriority w:val="9"/>
-    <w:rsid w:val="00343128"/>
-    <w:rPr>
-      <w:rFonts w:asciiTheme="majorHAnsi" w:eastAsiaTheme="majorEastAsia" w:hAnsiTheme="majorHAnsi" w:cstheme="majorBidi"/>
-      <w:b/>
-      <w:bCs/>
-      <w:color w:val="4F81BD" w:themeColor="accent1"/>
-      <w:sz w:val="24"/>
-    </w:rPr>
-  </w:style>
-  <w:style w:type="paragraph" w:styleId="NoSpacing">
-    <w:name w:val="No Spacing"/>
-    <w:uiPriority w:val="1"/>
-    <w:qFormat/>
-    <w:rsid w:val="008624F2"/>
-    <w:pPr>
-      <w:spacing w:after="0" w:line="240" w:lineRule="auto"/>
-    </w:pPr>
-  </w:style>
-  <w:style w:type="paragraph" w:styleId="ListParagraph">
-    <w:name w:val="List Paragraph"/>
-    <w:basedOn w:val="Normal"/>
-    <w:uiPriority w:val="34"/>
-    <w:qFormat/>
-    <w:rsid w:val="00BA4978"/>
-    <w:pPr>
-      <w:ind w:left="720"/>
-      <w:contextualSpacing/>
-    </w:pPr>
-  </w:style>
-  <w:style w:type="paragraph" w:customStyle="1" w:styleId="Code">
-    <w:name w:val="Code"/>
-    <w:basedOn w:val="Normal"/>
-    <w:qFormat/>
-    <w:rsid w:val="005C2375"/>
-    <w:pPr>
-      <w:pBdr>
-        <w:top w:val="single" w:sz="4" w:space="1" w:color="D9D9D9" w:themeColor="background1" w:themeShade="D9"/>
-        <w:left w:val="single" w:sz="4" w:space="4" w:color="D9D9D9" w:themeColor="background1" w:themeShade="D9"/>
-        <w:bottom w:val="single" w:sz="4" w:space="1" w:color="D9D9D9" w:themeColor="background1" w:themeShade="D9"/>
-        <w:right w:val="single" w:sz="4" w:space="4" w:color="D9D9D9" w:themeColor="background1" w:themeShade="D9"/>
-      </w:pBdr>
-      <w:shd w:val="clear" w:color="auto" w:fill="F2F2F2" w:themeFill="background1" w:themeFillShade="F2"/>
-      <w:spacing w:after="210" w:line="240" w:lineRule="auto"/>
-      <w:contextualSpacing/>
-    </w:pPr>
-    <w:rPr>
-      <w:rFonts w:ascii="Courier New" w:hAnsi="Courier New"/>
-      <w:sz w:val="16"/>
-    </w:rPr>
-  </w:style>
-  <w:style w:type="table" w:styleId="TableGrid">
-    <w:name w:val="Table Grid"/>
-    <w:basedOn w:val="TableNormal"/>
-    <w:uiPriority w:val="59"/>
-    <w:rsid w:val="003B1AFF"/>
-    <w:pPr>
-      <w:spacing w:after="0" w:line="240" w:lineRule="auto"/>
-    </w:pPr>
-    <w:tblPr>
-      <w:tblBorders>
-        <w:top w:val="single" w:sz="4" w:space="0" w:color="auto"/>
-        <w:left w:val="single" w:sz="4" w:space="0" w:color="auto"/>
-        <w:bottom w:val="single" w:sz="4" w:space="0" w:color="auto"/>
-        <w:right w:val="single" w:sz="4" w:space="0" w:color="auto"/>
-        <w:insideH w:val="single" w:sz="4" w:space="0" w:color="auto"/>
-        <w:insideV w:val="single" w:sz="4" w:space="0" w:color="auto"/>
-      </w:tblBorders>
-    </w:tblPr>
-  </w:style>
-  <w:style w:type="table" w:styleId="MediumList1">
-    <w:name w:val="Medium List 1"/>
-    <w:basedOn w:val="TableNormal"/>
-    <w:uiPriority w:val="65"/>
-    <w:rsid w:val="00E73756"/>
-    <w:pPr>
-      <w:spacing w:after="0" w:line="240" w:lineRule="auto"/>
-    </w:pPr>
-    <w:rPr>
-      <w:color w:val="000000" w:themeColor="text1"/>
-    </w:rPr>
-    <w:tblPr>
-      <w:tblStyleRowBandSize w:val="1"/>
-      <w:tblStyleColBandSize w:val="1"/>
-      <w:tblBorders>
-        <w:top w:val="single" w:sz="8" w:space="0" w:color="000000" w:themeColor="text1"/>
-        <w:bottom w:val="single" w:sz="8" w:space="0" w:color="000000" w:themeColor="text1"/>
-      </w:tblBorders>
-    </w:tblPr>
-    <w:tblStylePr w:type="firstRow">
-      <w:rPr>
-        <w:rFonts w:asciiTheme="majorHAnsi" w:eastAsiaTheme="majorEastAsia" w:hAnsiTheme="majorHAnsi" w:cstheme="majorBidi"/>
-      </w:rPr>
-      <w:tblPr/>
-      <w:tcPr>
-        <w:tcBorders>
-          <w:top w:val="nil"/>
-          <w:bottom w:val="single" w:sz="8" w:space="0" w:color="000000" w:themeColor="text1"/>
-        </w:tcBorders>
-      </w:tcPr>
-    </w:tblStylePr>
-    <w:tblStylePr w:type="lastRow">
-      <w:rPr>
-        <w:b/>
-        <w:bCs/>
-        <w:color w:val="1F497D" w:themeColor="text2"/>
-      </w:rPr>
-      <w:tblPr/>
-      <w:tcPr>
-        <w:tcBorders>
-          <w:top w:val="single" w:sz="8" w:space="0" w:color="000000" w:themeColor="text1"/>
-          <w:bottom w:val="single" w:sz="8" w:space="0" w:color="000000" w:themeColor="text1"/>
-        </w:tcBorders>
-      </w:tcPr>
-    </w:tblStylePr>
-    <w:tblStylePr w:type="firstCol">
-      <w:rPr>
-        <w:b/>
-        <w:bCs/>
-      </w:rPr>
-    </w:tblStylePr>
-    <w:tblStylePr w:type="lastCol">
-      <w:rPr>
-        <w:b/>
-        <w:bCs/>
-      </w:rPr>
-      <w:tblPr/>
-      <w:tcPr>
-        <w:tcBorders>
-          <w:top w:val="single" w:sz="8" w:space="0" w:color="000000" w:themeColor="text1"/>
-          <w:bottom w:val="single" w:sz="8" w:space="0" w:color="000000" w:themeColor="text1"/>
-        </w:tcBorders>
-      </w:tcPr>
-    </w:tblStylePr>
-    <w:tblStylePr w:type="band1Vert">
-      <w:tblPr/>
-      <w:tcPr>
-        <w:shd w:val="clear" w:color="auto" w:fill="C0C0C0" w:themeFill="text1" w:themeFillTint="3F"/>
-      </w:tcPr>
-    </w:tblStylePr>
-    <w:tblStylePr w:type="band1Horz">
-      <w:tblPr/>
-      <w:tcPr>
-        <w:shd w:val="clear" w:color="auto" w:fill="C0C0C0" w:themeFill="text1" w:themeFillTint="3F"/>
-      </w:tcPr>
-    </w:tblStylePr>
-  </w:style>
-  <w:style w:type="table" w:styleId="LightShading-Accent4">
-    <w:name w:val="Light Shading Accent 4"/>
-    <w:basedOn w:val="TableNormal"/>
-    <w:uiPriority w:val="60"/>
-    <w:rsid w:val="00E73756"/>
-    <w:pPr>
-      <w:spacing w:after="0" w:line="240" w:lineRule="auto"/>
-    </w:pPr>
-    <w:rPr>
-      <w:color w:val="5F497A" w:themeColor="accent4" w:themeShade="BF"/>
-    </w:rPr>
-    <w:tblPr>
-      <w:tblStyleRowBandSize w:val="1"/>
-      <w:tblStyleColBandSize w:val="1"/>
-      <w:tblBorders>
-        <w:top w:val="single" w:sz="8" w:space="0" w:color="8064A2" w:themeColor="accent4"/>
-        <w:bottom w:val="single" w:sz="8" w:space="0" w:color="8064A2" w:themeColor="accent4"/>
-      </w:tblBorders>
-    </w:tblPr>
-    <w:tblStylePr w:type="firstRow">
-      <w:pPr>
-        <w:spacing w:before="0" w:after="0" w:line="240" w:lineRule="auto"/>
-      </w:pPr>
-      <w:rPr>
-        <w:b/>
-        <w:bCs/>
-      </w:rPr>
-      <w:tblPr/>
-      <w:tcPr>
-        <w:tcBorders>
-          <w:top w:val="single" w:sz="8" w:space="0" w:color="8064A2" w:themeColor="accent4"/>
-          <w:left w:val="nil"/>
-          <w:bottom w:val="single" w:sz="8" w:space="0" w:color="8064A2" w:themeColor="accent4"/>
-          <w:right w:val="nil"/>
-          <w:insideH w:val="nil"/>
-          <w:insideV w:val="nil"/>
-        </w:tcBorders>
-      </w:tcPr>
-    </w:tblStylePr>
-    <w:tblStylePr w:type="lastRow">
-      <w:pPr>
-        <w:spacing w:before="0" w:after="0" w:line="240" w:lineRule="auto"/>
-      </w:pPr>
-      <w:rPr>
-        <w:b/>
-        <w:bCs/>
-      </w:rPr>
-      <w:tblPr/>
-      <w:tcPr>
-        <w:tcBorders>
-          <w:top w:val="single" w:sz="8" w:space="0" w:color="8064A2" w:themeColor="accent4"/>
-          <w:left w:val="nil"/>
-          <w:bottom w:val="single" w:sz="8" w:space="0" w:color="8064A2" w:themeColor="accent4"/>
-          <w:right w:val="nil"/>
-          <w:insideH w:val="nil"/>
-          <w:insideV w:val="nil"/>
-        </w:tcBorders>
-      </w:tcPr>
-    </w:tblStylePr>
-    <w:tblStylePr w:type="firstCol">
-      <w:rPr>
-        <w:b/>
-        <w:bCs/>
-      </w:rPr>
-    </w:tblStylePr>
-    <w:tblStylePr w:type="lastCol">
-      <w:rPr>
-        <w:b/>
-        <w:bCs/>
-      </w:rPr>
-    </w:tblStylePr>
-    <w:tblStylePr w:type="band1Vert">
-      <w:tblPr/>
-      <w:tcPr>
-        <w:tcBorders>
-          <w:left w:val="nil"/>
-          <w:right w:val="nil"/>
-          <w:insideH w:val="nil"/>
-          <w:insideV w:val="nil"/>
-        </w:tcBorders>
-        <w:shd w:val="clear" w:color="auto" w:fill="DFD8E8" w:themeFill="accent4" w:themeFillTint="3F"/>
-      </w:tcPr>
-    </w:tblStylePr>
-    <w:tblStylePr w:type="band1Horz">
-      <w:tblPr/>
-      <w:tcPr>
-        <w:tcBorders>
-          <w:left w:val="nil"/>
-          <w:right w:val="nil"/>
-          <w:insideH w:val="nil"/>
-          <w:insideV w:val="nil"/>
-        </w:tcBorders>
-        <w:shd w:val="clear" w:color="auto" w:fill="DFD8E8" w:themeFill="accent4" w:themeFillTint="3F"/>
-      </w:tcPr>
-    </w:tblStylePr>
-  </w:style>
-  <w:style w:type="table" w:styleId="LightShading-Accent1">
-    <w:name w:val="Light Shading Accent 1"/>
-    <w:basedOn w:val="TableNormal"/>
-    <w:uiPriority w:val="60"/>
-    <w:rsid w:val="00E73756"/>
-    <w:pPr>
-      <w:spacing w:after="0" w:line="240" w:lineRule="auto"/>
-    </w:pPr>
-    <w:rPr>
-      <w:color w:val="365F91" w:themeColor="accent1" w:themeShade="BF"/>
-    </w:rPr>
-    <w:tblPr>
-      <w:tblStyleRowBandSize w:val="1"/>
-      <w:tblStyleColBandSize w:val="1"/>
-      <w:tblBorders>
-        <w:top w:val="single" w:sz="8" w:space="0" w:color="4F81BD" w:themeColor="accent1"/>
-        <w:bottom w:val="single" w:sz="8" w:space="0" w:color="4F81BD" w:themeColor="accent1"/>
-      </w:tblBorders>
-    </w:tblPr>
-    <w:tblStylePr w:type="firstRow">
-      <w:pPr>
-        <w:spacing w:before="0" w:after="0" w:line="240" w:lineRule="auto"/>
-      </w:pPr>
-      <w:rPr>
-        <w:b/>
-        <w:bCs/>
-      </w:rPr>
-      <w:tblPr/>
-      <w:tcPr>
-        <w:tcBorders>
-          <w:top w:val="single" w:sz="8" w:space="0" w:color="4F81BD" w:themeColor="accent1"/>
-          <w:left w:val="nil"/>
-          <w:bottom w:val="single" w:sz="8" w:space="0" w:color="4F81BD" w:themeColor="accent1"/>
-          <w:right w:val="nil"/>
-          <w:insideH w:val="nil"/>
-          <w:insideV w:val="nil"/>
-        </w:tcBorders>
-      </w:tcPr>
-    </w:tblStylePr>
-    <w:tblStylePr w:type="lastRow">
-      <w:pPr>
-        <w:spacing w:before="0" w:after="0" w:line="240" w:lineRule="auto"/>
-      </w:pPr>
-      <w:rPr>
-        <w:b/>
-        <w:bCs/>
-      </w:rPr>
-      <w:tblPr/>
-      <w:tcPr>
-        <w:tcBorders>
-          <w:top w:val="single" w:sz="8" w:space="0" w:color="4F81BD" w:themeColor="accent1"/>
-          <w:left w:val="nil"/>
-          <w:bottom w:val="single" w:sz="8" w:space="0" w:color="4F81BD" w:themeColor="accent1"/>
-          <w:right w:val="nil"/>
-          <w:insideH w:val="nil"/>
-          <w:insideV w:val="nil"/>
-        </w:tcBorders>
-      </w:tcPr>
-    </w:tblStylePr>
-    <w:tblStylePr w:type="firstCol">
-      <w:rPr>
-        <w:b/>
-        <w:bCs/>
-      </w:rPr>
-    </w:tblStylePr>
-    <w:tblStylePr w:type="lastCol">
-      <w:rPr>
-        <w:b/>
-        <w:bCs/>
-      </w:rPr>
-    </w:tblStylePr>
-    <w:tblStylePr w:type="band1Vert">
-      <w:tblPr/>
-      <w:tcPr>
-        <w:tcBorders>
-          <w:left w:val="nil"/>
-          <w:right w:val="nil"/>
-          <w:insideH w:val="nil"/>
-          <w:insideV w:val="nil"/>
-        </w:tcBorders>
-        <w:shd w:val="clear" w:color="auto" w:fill="D3DFEE" w:themeFill="accent1" w:themeFillTint="3F"/>
-      </w:tcPr>
-    </w:tblStylePr>
-    <w:tblStylePr w:type="band1Horz">
-      <w:tblPr/>
-      <w:tcPr>
-        <w:tcBorders>
-          <w:left w:val="nil"/>
-          <w:right w:val="nil"/>
-          <w:insideH w:val="nil"/>
-          <w:insideV w:val="nil"/>
-        </w:tcBorders>
-        <w:shd w:val="clear" w:color="auto" w:fill="D3DFEE" w:themeFill="accent1" w:themeFillTint="3F"/>
-      </w:tcPr>
-    </w:tblStylePr>
-  </w:style>
-  <w:style w:type="character" w:customStyle="1" w:styleId="Heading4Char">
-    <w:name w:val="Heading 4 Char"/>
-    <w:basedOn w:val="DefaultParagraphFont"/>
-    <w:link w:val="Heading4"/>
-    <w:uiPriority w:val="9"/>
-    <w:rsid w:val="006E143C"/>
-    <w:rPr>
-      <w:rFonts w:asciiTheme="majorHAnsi" w:eastAsiaTheme="majorEastAsia" w:hAnsiTheme="majorHAnsi" w:cstheme="majorBidi"/>
-      <w:b/>
-      <w:bCs/>
-      <w:i/>
-      <w:iCs/>
-      <w:color w:val="4F81BD" w:themeColor="accent1"/>
-    </w:rPr>
-  </w:style>
-  <w:style w:type="character" w:styleId="Hyperlink">
-    <w:name w:val="Hyperlink"/>
-    <w:basedOn w:val="DefaultParagraphFont"/>
-    <w:uiPriority w:val="99"/>
-    <w:unhideWhenUsed/>
-    <w:rsid w:val="00107024"/>
-    <w:rPr>
-      <w:color w:val="0000FF" w:themeColor="hyperlink"/>
-      <w:u w:val="single"/>
-    </w:rPr>
-  </w:style>
-  <w:style w:type="paragraph" w:styleId="Header">
-    <w:name w:val="header"/>
-    <w:basedOn w:val="Normal"/>
-    <w:link w:val="HeaderChar"/>
-    <w:uiPriority w:val="99"/>
-    <w:unhideWhenUsed/>
-    <w:rsid w:val="00D731FB"/>
-    <w:pPr>
-      <w:tabs>
-        <w:tab w:val="center" w:pos="4513"/>
-        <w:tab w:val="right" w:pos="9026"/>
-      </w:tabs>
-      <w:spacing w:after="0" w:line="240" w:lineRule="auto"/>
-    </w:pPr>
-  </w:style>
-  <w:style w:type="character" w:customStyle="1" w:styleId="HeaderChar">
-    <w:name w:val="Header Char"/>
-    <w:basedOn w:val="DefaultParagraphFont"/>
-    <w:link w:val="Header"/>
-    <w:uiPriority w:val="99"/>
-    <w:rsid w:val="00D731FB"/>
-  </w:style>
-  <w:style w:type="paragraph" w:styleId="Footer">
-    <w:name w:val="footer"/>
-    <w:basedOn w:val="Normal"/>
-    <w:link w:val="FooterChar"/>
-    <w:uiPriority w:val="99"/>
-    <w:unhideWhenUsed/>
-    <w:rsid w:val="00D731FB"/>
-    <w:pPr>
-      <w:tabs>
-        <w:tab w:val="center" w:pos="4513"/>
-        <w:tab w:val="right" w:pos="9026"/>
-      </w:tabs>
-      <w:spacing w:after="0" w:line="240" w:lineRule="auto"/>
-    </w:pPr>
-  </w:style>
-  <w:style w:type="character" w:customStyle="1" w:styleId="FooterChar">
-    <w:name w:val="Footer Char"/>
-    <w:basedOn w:val="DefaultParagraphFont"/>
-    <w:link w:val="Footer"/>
-    <w:uiPriority w:val="99"/>
-    <w:rsid w:val="00D731FB"/>
-  </w:style>
-  <w:style w:type="paragraph" w:styleId="BalloonText">
-    <w:name w:val="Balloon Text"/>
-    <w:basedOn w:val="Normal"/>
-    <w:link w:val="BalloonTextChar"/>
-    <w:uiPriority w:val="99"/>
-    <w:semiHidden/>
-    <w:unhideWhenUsed/>
-    <w:rsid w:val="00D731FB"/>
-    <w:pPr>
-      <w:spacing w:after="0" w:line="240" w:lineRule="auto"/>
-    </w:pPr>
-    <w:rPr>
-      <w:rFonts w:ascii="Tahoma" w:hAnsi="Tahoma" w:cs="Tahoma"/>
-      <w:sz w:val="16"/>
-      <w:szCs w:val="16"/>
-    </w:rPr>
-  </w:style>
-  <w:style w:type="character" w:customStyle="1" w:styleId="BalloonTextChar">
-    <w:name w:val="Balloon Text Char"/>
-    <w:basedOn w:val="DefaultParagraphFont"/>
-    <w:link w:val="BalloonText"/>
-    <w:uiPriority w:val="99"/>
-    <w:semiHidden/>
-    <w:rsid w:val="00D731FB"/>
-    <w:rPr>
-      <w:rFonts w:ascii="Tahoma" w:hAnsi="Tahoma" w:cs="Tahoma"/>
-      <w:sz w:val="16"/>
-      <w:szCs w:val="16"/>
-    </w:rPr>
-  </w:style>
-  <w:style w:type="paragraph" w:styleId="Bibliography">
-    <w:name w:val="Bibliography"/>
-    <w:basedOn w:val="Normal"/>
-    <w:next w:val="Normal"/>
-    <w:uiPriority w:val="37"/>
-    <w:unhideWhenUsed/>
-    <w:rsid w:val="00D30A43"/>
-    <w:pPr>
-      <w:spacing w:after="0" w:line="240" w:lineRule="auto"/>
-      <w:ind w:left="720" w:hanging="720"/>
-    </w:pPr>
-  </w:style>
-</w:styles>
-</file>
-
-<file path=word/stylesWithEffects.xml><?xml version="1.0" encoding="utf-8"?>
-<w:styles xmlns:wpc="http://schemas.microsoft.com/office/word/2010/wordprocessingCanvas" xmlns:mc="http://schemas.openxmlformats.org/markup-compatibility/2006" xmlns:o="urn:schemas-microsoft-com:office:office" xmlns:r="http://schemas.openxmlformats.org/officeDocument/2006/relationships" xmlns:m="http://schemas.openxmlformats.org/officeDocument/2006/math" xmlns:v="urn:schemas-microsoft-com:vml" xmlns:wp14="http://schemas.microsoft.com/office/word/2010/wordprocessingDrawing" xmlns:wp="http://schemas.openxmlformats.org/drawingml/2006/wordprocessingDrawing" xmlns:w10="urn:schemas-microsoft-com:office:word" xmlns:w="http://schemas.openxmlformats.org/wordprocessingml/2006/main" xmlns:w14="http://schemas.microsoft.com/office/word/2010/wordml" xmlns:wpg="http://schemas.microsoft.com/office/word/2010/wordprocessingGroup" xmlns:wpi="http://schemas.microsoft.com/office/word/2010/wordprocessingInk" xmlns:wne="http://schemas.microsoft.com/office/word/2006/wordml" xmlns:wps="http://schemas.microsoft.com/office/word/2010/wordprocessingShape" mc:Ignorable="w14 wp14">
-  <w:docDefaults>
-    <w:rPrDefault>
-      <w:rPr>
-        <w:rFonts w:asciiTheme="minorHAnsi" w:eastAsiaTheme="minorHAnsi" w:hAnsiTheme="minorHAnsi" w:cstheme="minorBidi"/>
-        <w:sz w:val="22"/>
-        <w:szCs w:val="22"/>
-        <w:lang w:val="en-GB" w:eastAsia="en-US" w:bidi="ar-SA"/>
-      </w:rPr>
-    </w:rPrDefault>
-    <w:pPrDefault>
-      <w:pPr>
-        <w:spacing w:after="200" w:line="276" w:lineRule="auto"/>
-      </w:pPr>
-    </w:pPrDefault>
-  </w:docDefaults>
-  <w:latentStyles w:defLockedState="0" w:defUIPriority="99" w:defSemiHidden="1" w:defUnhideWhenUsed="1" w:defQFormat="0" w:count="267">
-    <w:lsdException w:name="Normal" w:semiHidden="0" w:uiPriority="0" w:unhideWhenUsed="0" w:qFormat="1"/>
-    <w:lsdException w:name="heading 1" w:semiHidden="0" w:uiPriority="9" w:unhideWhenUsed="0" w:qFormat="1"/>
-    <w:lsdException w:name="heading 2" w:uiPriority="9" w:qFormat="1"/>
-    <w:lsdException w:name="heading 3" w:uiPriority="9" w:qFormat="1"/>
-    <w:lsdException w:name="heading 4" w:uiPriority="9" w:qFormat="1"/>
-    <w:lsdException w:name="heading 5" w:uiPriority="9" w:qFormat="1"/>
-    <w:lsdException w:name="heading 6" w:uiPriority="9" w:qFormat="1"/>
-    <w:lsdException w:name="heading 7" w:uiPriority="9" w:qFormat="1"/>
-    <w:lsdException w:name="heading 8" w:uiPriority="9" w:qFormat="1"/>
-    <w:lsdException w:name="heading 9" w:uiPriority="9" w:qFormat="1"/>
-    <w:lsdException w:name="toc 1" w:uiPriority="39"/>
-    <w:lsdException w:name="toc 2" w:uiPriority="39"/>
-    <w:lsdException w:name="toc 3" w:uiPriority="39"/>
-    <w:lsdException w:name="toc 4" w:uiPriority="39"/>
-    <w:lsdException w:name="toc 5" w:uiPriority="39"/>
-    <w:lsdException w:name="toc 6" w:uiPriority="39"/>
-    <w:lsdException w:name="toc 7" w:uiPriority="39"/>
-    <w:lsdException w:name="toc 8" w:uiPriority="39"/>
-    <w:lsdException w:name="toc 9" w:uiPriority="39"/>
-    <w:lsdException w:name="caption" w:uiPriority="35" w:qFormat="1"/>
-    <w:lsdException w:name="Title" w:semiHidden="0" w:uiPriority="10" w:unhideWhenUsed="0" w:qFormat="1"/>
-    <w:lsdException w:name="Default Paragraph Font" w:uiPriority="1"/>
-    <w:lsdException w:name="Subtitle" w:semiHidden="0" w:uiPriority="11" w:unhideWhenUsed="0" w:qFormat="1"/>
-    <w:lsdException w:name="Strong" w:semiHidden="0" w:uiPriority="22" w:unhideWhenUsed="0" w:qFormat="1"/>
-    <w:lsdException w:name="Emphasis" w:semiHidden="0" w:uiPriority="20" w:unhideWhenUsed="0" w:qFormat="1"/>
-    <w:lsdException w:name="Table Grid" w:semiHidden="0" w:uiPriority="59" w:unhideWhenUsed="0"/>
-    <w:lsdException w:name="Placeholder Text" w:unhideWhenUsed="0"/>
-    <w:lsdException w:name="No Spacing" w:semiHidden="0" w:uiPriority="1" w:unhideWhenUsed="0" w:qFormat="1"/>
-    <w:lsdException w:name="Light Shading" w:semiHidden="0" w:uiPriority="60" w:unhideWhenUsed="0"/>
-    <w:lsdException w:name="Light List" w:semiHidden="0" w:uiPriority="61" w:unhideWhenUsed="0"/>
-    <w:lsdException w:name="Light Grid" w:semiHidden="0" w:uiPriority="62" w:unhideWhenUsed="0"/>
-    <w:lsdException w:name="Medium Shading 1" w:semiHidden="0" w:uiPriority="63" w:unhideWhenUsed="0"/>
-    <w:lsdException w:name="Medium Shading 2" w:semiHidden="0" w:uiPriority="64" w:unhideWhenUsed="0"/>
-    <w:lsdException w:name="Medium List 1" w:semiHidden="0" w:uiPriority="65" w:unhideWhenUsed="0"/>
-    <w:lsdException w:name="Medium List 2" w:semiHidden="0" w:uiPriority="66" w:unhideWhenUsed="0"/>
-    <w:lsdException w:name="Medium Grid 1" w:semiHidden="0" w:uiPriority="67" w:unhideWhenUsed="0"/>
-    <w:lsdException w:name="Medium Grid 2" w:semiHidden="0" w:uiPriority="68" w:unhideWhenUsed="0"/>
-    <w:lsdException w:name="Medium Grid 3" w:semiHidden="0" w:uiPriority="69" w:unhideWhenUsed="0"/>
-    <w:lsdException w:name="Dark List" w:semiHidden="0" w:uiPriority="70" w:unhideWhenUsed="0"/>
-    <w:lsdException w:name="Colorful Shading" w:semiHidden="0" w:uiPriority="71" w:unhideWhenUsed="0"/>
-    <w:lsdException w:name="Colorful List" w:semiHidden="0" w:uiPriority="72" w:unhideWhenUsed="0"/>
-    <w:lsdException w:name="Colorful Grid" w:semiHidden="0" w:uiPriority="73" w:unhideWhenUsed="0"/>
-    <w:lsdException w:name="Light Shading Accent 1" w:semiHidden="0" w:uiPriority="60" w:unhideWhenUsed="0"/>
-    <w:lsdException w:name="Light List Accent 1" w:semiHidden="0" w:uiPriority="61" w:unhideWhenUsed="0"/>
-    <w:lsdException w:name="Light Grid Accent 1" w:semiHidden="0" w:uiPriority="62" w:unhideWhenUsed="0"/>
-    <w:lsdException w:name="Medium Shading 1 Accent 1" w:semiHidden="0" w:uiPriority="63" w:unhideWhenUsed="0"/>
-    <w:lsdException w:name="Medium Shading 2 Accent 1" w:semiHidden="0" w:uiPriority="64" w:unhideWhenUsed="0"/>
-    <w:lsdException w:name="Medium List 1 Accent 1" w:semiHidden="0" w:uiPriority="65" w:unhideWhenUsed="0"/>
-    <w:lsdException w:name="Revision" w:unhideWhenUsed="0"/>
-    <w:lsdException w:name="List Paragraph" w:semiHidden="0" w:uiPriority="34" w:unhideWhenUsed="0" w:qFormat="1"/>
-    <w:lsdException w:name="Quote" w:semiHidden="0" w:uiPriority="29" w:unhideWhenUsed="0" w:qFormat="1"/>
-    <w:lsdException w:name="Intense Quote" w:semiHidden="0" w:uiPriority="30" w:unhideWhenUsed="0" w:qFormat="1"/>
-    <w:lsdException w:name="Medium List 2 Accent 1" w:semiHidden="0" w:uiPriority="66" w:unhideWhenUsed="0"/>
-    <w:lsdException w:name="Medium Grid 1 Accent 1" w:semiHidden="0" w:uiPriority="67" w:unhideWhenUsed="0"/>
-    <w:lsdException w:name="Medium Grid 2 Accent 1" w:semiHidden="0" w:uiPriority="68" w:unhideWhenUsed="0"/>
-    <w:lsdException w:name="Medium Grid 3 Accent 1" w:semiHidden="0" w:uiPriority="69" w:unhideWhenUsed="0"/>
-    <w:lsdException w:name="Dark List Accent 1" w:semiHidden="0" w:uiPriority="70" w:unhideWhenUsed="0"/>
-    <w:lsdException w:name="Colorful Shading Accent 1" w:semiHidden="0" w:uiPriority="71" w:unhideWhenUsed="0"/>
-    <w:lsdException w:name="Colorful List Accent 1" w:semiHidden="0" w:uiPriority="72" w:unhideWhenUsed="0"/>
-    <w:lsdException w:name="Colorful Grid Accent 1" w:semiHidden="0" w:uiPriority="73" w:unhideWhenUsed="0"/>
-    <w:lsdException w:name="Light Shading Accent 2" w:semiHidden="0" w:uiPriority="60" w:unhideWhenUsed="0"/>
-    <w:lsdException w:name="Light List Accent 2" w:semiHidden="0" w:uiPriority="61" w:unhideWhenUsed="0"/>
-    <w:lsdException w:name="Light Grid Accent 2" w:semiHidden="0" w:uiPriority="62" w:unhideWhenUsed="0"/>
-    <w:lsdException w:name="Medium Shading 1 Accent 2" w:semiHidden="0" w:uiPriority="63" w:unhideWhenUsed="0"/>
-    <w:lsdException w:name="Medium Shading 2 Accent 2" w:semiHidden="0" w:uiPriority="64" w:unhideWhenUsed="0"/>
-    <w:lsdException w:name="Medium List 1 Accent 2" w:semiHidden="0" w:uiPriority="65" w:unhideWhenUsed="0"/>
-    <w:lsdException w:name="Medium List 2 Accent 2" w:semiHidden="0" w:uiPriority="66" w:unhideWhenUsed="0"/>
-    <w:lsdException w:name="Medium Grid 1 Accent 2" w:semiHidden="0" w:uiPriority="67" w:unhideWhenUsed="0"/>
-    <w:lsdException w:name="Medium Grid 2 Accent 2" w:semiHidden="0" w:uiPriority="68" w:unhideWhenUsed="0"/>
-    <w:lsdException w:name="Medium Grid 3 Accent 2" w:semiHidden="0" w:uiPriority="69" w:unhideWhenUsed="0"/>
-    <w:lsdException w:name="Dark List Accent 2" w:semiHidden="0" w:uiPriority="70" w:unhideWhenUsed="0"/>
-    <w:lsdException w:name="Colorful Shading Accent 2" w:semiHidden="0" w:uiPriority="71" w:unhideWhenUsed="0"/>
-    <w:lsdException w:name="Colorful List Accent 2" w:semiHidden="0" w:uiPriority="72" w:unhideWhenUsed="0"/>
-    <w:lsdException w:name="Colorful Grid Accent 2" w:semiHidden="0" w:uiPriority="73" w:unhideWhenUsed="0"/>
-    <w:lsdException w:name="Light Shading Accent 3" w:semiHidden="0" w:uiPriority="60" w:unhideWhenUsed="0"/>
-    <w:lsdException w:name="Light List Accent 3" w:semiHidden="0" w:uiPriority="61" w:unhideWhenUsed="0"/>
-    <w:lsdException w:name="Light Grid Accent 3" w:semiHidden="0" w:uiPriority="62" w:unhideWhenUsed="0"/>
-    <w:lsdException w:name="Medium Shading 1 Accent 3" w:semiHidden="0" w:uiPriority="63" w:unhideWhenUsed="0"/>
-    <w:lsdException w:name="Medium Shading 2 Accent 3" w:semiHidden="0" w:uiPriority="64" w:unhideWhenUsed="0"/>
-    <w:lsdException w:name="Medium List 1 Accent 3" w:semiHidden="0" w:uiPriority="65" w:unhideWhenUsed="0"/>
-    <w:lsdException w:name="Medium List 2 Accent 3" w:semiHidden="0" w:uiPriority="66" w:unhideWhenUsed="0"/>
-    <w:lsdException w:name="Medium Grid 1 Accent 3" w:semiHidden="0" w:uiPriority="67" w:unhideWhenUsed="0"/>
-    <w:lsdException w:name="Medium Grid 2 Accent 3" w:semiHidden="0" w:uiPriority="68" w:unhideWhenUsed="0"/>
-    <w:lsdException w:name="Medium Grid 3 Accent 3" w:semiHidden="0" w:uiPriority="69" w:unhideWhenUsed="0"/>
-    <w:lsdException w:name="Dark List Accent 3" w:semiHidden="0" w:uiPriority="70" w:unhideWhenUsed="0"/>
-    <w:lsdException w:name="Colorful Shading Accent 3" w:semiHidden="0" w:uiPriority="71" w:unhideWhenUsed="0"/>
-    <w:lsdException w:name="Colorful List Accent 3" w:semiHidden="0" w:uiPriority="72" w:unhideWhenUsed="0"/>
-    <w:lsdException w:name="Colorful Grid Accent 3" w:semiHidden="0" w:uiPriority="73" w:unhideWhenUsed="0"/>
-    <w:lsdException w:name="Light Shading Accent 4" w:semiHidden="0" w:uiPriority="60" w:unhideWhenUsed="0"/>
-    <w:lsdException w:name="Light List Accent 4" w:semiHidden="0" w:uiPriority="61" w:unhideWhenUsed="0"/>
-    <w:lsdException w:name="Light Grid Accent 4" w:semiHidden="0" w:uiPriority="62" w:unhideWhenUsed="0"/>
-    <w:lsdException w:name="Medium Shading 1 Accent 4" w:semiHidden="0" w:uiPriority="63" w:unhideWhenUsed="0"/>
-    <w:lsdException w:name="Medium Shading 2 Accent 4" w:semiHidden="0" w:uiPriority="64" w:unhideWhenUsed="0"/>
-    <w:lsdException w:name="Medium List 1 Accent 4" w:semiHidden="0" w:uiPriority="65" w:unhideWhenUsed="0"/>
-    <w:lsdException w:name="Medium List 2 Accent 4" w:semiHidden="0" w:uiPriority="66" w:unhideWhenUsed="0"/>
-    <w:lsdException w:name="Medium Grid 1 Accent 4" w:semiHidden="0" w:uiPriority="67" w:unhideWhenUsed="0"/>
-    <w:lsdException w:name="Medium Grid 2 Accent 4" w:semiHidden="0" w:uiPriority="68" w:unhideWhenUsed="0"/>
-    <w:lsdException w:name="Medium Grid 3 Accent 4" w:semiHidden="0" w:uiPriority="69" w:unhideWhenUsed="0"/>
-    <w:lsdException w:name="Dark List Accent 4" w:semiHidden="0" w:uiPriority="70" w:unhideWhenUsed="0"/>
-    <w:lsdException w:name="Colorful Shading Accent 4" w:semiHidden="0" w:uiPriority="71" w:unhideWhenUsed="0"/>
-    <w:lsdException w:name="Colorful List Accent 4" w:semiHidden="0" w:uiPriority="72" w:unhideWhenUsed="0"/>
-    <w:lsdException w:name="Colorful Grid Accent 4" w:semiHidden="0" w:uiPriority="73" w:unhideWhenUsed="0"/>
-    <w:lsdException w:name="Light Shading Accent 5" w:semiHidden="0" w:uiPriority="60" w:unhideWhenUsed="0"/>
-    <w:lsdException w:name="Light List Accent 5" w:semiHidden="0" w:uiPriority="61" w:unhideWhenUsed="0"/>
-    <w:lsdException w:name="Light Grid Accent 5" w:semiHidden="0" w:uiPriority="62" w:unhideWhenUsed="0"/>
-    <w:lsdException w:name="Medium Shading 1 Accent 5" w:semiHidden="0" w:uiPriority="63" w:unhideWhenUsed="0"/>
-    <w:lsdException w:name="Medium Shading 2 Accent 5" w:semiHidden="0" w:uiPriority="64" w:unhideWhenUsed="0"/>
-    <w:lsdException w:name="Medium List 1 Accent 5" w:semiHidden="0" w:uiPriority="65" w:unhideWhenUsed="0"/>
-    <w:lsdException w:name="Medium List 2 Accent 5" w:semiHidden="0" w:uiPriority="66" w:unhideWhenUsed="0"/>
-    <w:lsdException w:name="Medium Grid 1 Accent 5" w:semiHidden="0" w:uiPriority="67" w:unhideWhenUsed="0"/>
-    <w:lsdException w:name="Medium Grid 2 Accent 5" w:semiHidden="0" w:uiPriority="68" w:unhideWhenUsed="0"/>
-    <w:lsdException w:name="Medium Grid 3 Accent 5" w:semiHidden="0" w:uiPriority="69" w:unhideWhenUsed="0"/>
-    <w:lsdException w:name="Dark List Accent 5" w:semiHidden="0" w:uiPriority="70" w:unhideWhenUsed="0"/>
-    <w:lsdException w:name="Colorful Shading Accent 5" w:semiHidden="0" w:uiPriority="71" w:unhideWhenUsed="0"/>
-    <w:lsdException w:name="Colorful List Accent 5" w:semiHidden="0" w:uiPriority="72" w:unhideWhenUsed="0"/>
-    <w:lsdException w:name="Colorful Grid Accent 5" w:semiHidden="0" w:uiPriority="73" w:unhideWhenUsed="0"/>
-    <w:lsdException w:name="Light Shading Accent 6" w:semiHidden="0" w:uiPriority="60" w:unhideWhenUsed="0"/>
-    <w:lsdException w:name="Light List Accent 6" w:semiHidden="0" w:uiPriority="61" w:unhideWhenUsed="0"/>
-    <w:lsdException w:name="Light Grid Accent 6" w:semiHidden="0" w:uiPriority="62" w:unhideWhenUsed="0"/>
-    <w:lsdException w:name="Medium Shading 1 Accent 6" w:semiHidden="0" w:uiPriority="63" w:unhideWhenUsed="0"/>
-    <w:lsdException w:name="Medium Shading 2 Accent 6" w:semiHidden="0" w:uiPriority="64" w:unhideWhenUsed="0"/>
-    <w:lsdException w:name="Medium List 1 Accent 6" w:semiHidden="0" w:uiPriority="65" w:unhideWhenUsed="0"/>
-    <w:lsdException w:name="Medium List 2 Accent 6" w:semiHidden="0" w:uiPriority="66" w:unhideWhenUsed="0"/>
-    <w:lsdException w:name="Medium Grid 1 Accent 6" w:semiHidden="0" w:uiPriority="67" w:unhideWhenUsed="0"/>
-    <w:lsdException w:name="Medium Grid 2 Accent 6" w:semiHidden="0" w:uiPriority="68" w:unhideWhenUsed="0"/>
-    <w:lsdException w:name="Medium Grid 3 Accent 6" w:semiHidden="0" w:uiPriority="69" w:unhideWhenUsed="0"/>
-    <w:lsdException w:name="Dark List Accent 6" w:semiHidden="0" w:uiPriority="70" w:unhideWhenUsed="0"/>
-    <w:lsdException w:name="Colorful Shading Accent 6" w:semiHidden="0" w:uiPriority="71" w:unhideWhenUsed="0"/>
-    <w:lsdException w:name="Colorful List Accent 6" w:semiHidden="0" w:uiPriority="72" w:unhideWhenUsed="0"/>
-    <w:lsdException w:name="Colorful Grid Accent 6" w:semiHidden="0" w:uiPriority="73" w:unhideWhenUsed="0"/>
-    <w:lsdException w:name="Subtle Emphasis" w:semiHidden="0" w:uiPriority="19" w:unhideWhenUsed="0" w:qFormat="1"/>
-    <w:lsdException w:name="Intense Emphasis" w:semiHidden="0" w:uiPriority="21" w:unhideWhenUsed="0" w:qFormat="1"/>
-    <w:lsdException w:name="Subtle Reference" w:semiHidden="0" w:uiPriority="31" w:unhideWhenUsed="0" w:qFormat="1"/>
-    <w:lsdException w:name="Intense Reference" w:semiHidden="0" w:uiPriority="32" w:unhideWhenUsed="0" w:qFormat="1"/>
-    <w:lsdException w:name="Book Title" w:semiHidden="0" w:uiPriority="33" w:unhideWhenUsed="0" w:qFormat="1"/>
-    <w:lsdException w:name="Bibliography" w:uiPriority="37"/>
-    <w:lsdException w:name="TOC Heading" w:uiPriority="39" w:qFormat="1"/>
+  <w:latentStyles w:defLockedState="0" w:defUIPriority="99" w:defSemiHidden="0" w:defUnhideWhenUsed="0" w:defQFormat="0" w:count="371">
+    <w:lsdException w:name="Normal" w:uiPriority="0" w:qFormat="1"/>
+    <w:lsdException w:name="heading 1" w:uiPriority="9" w:qFormat="1"/>
+    <w:lsdException w:name="heading 2" w:semiHidden="1" w:uiPriority="9" w:unhideWhenUsed="1" w:qFormat="1"/>
+    <w:lsdException w:name="heading 3" w:semiHidden="1" w:uiPriority="9" w:unhideWhenUsed="1" w:qFormat="1"/>
+    <w:lsdException w:name="heading 4" w:semiHidden="1" w:uiPriority="9" w:unhideWhenUsed="1" w:qFormat="1"/>
+    <w:lsdException w:name="heading 5" w:semiHidden="1" w:uiPriority="9" w:unhideWhenUsed="1" w:qFormat="1"/>
+    <w:lsdException w:name="heading 6" w:semiHidden="1" w:uiPriority="9" w:unhideWhenUsed="1" w:qFormat="1"/>
+    <w:lsdException w:name="heading 7" w:semiHidden="1" w:uiPriority="9" w:unhideWhenUsed="1" w:qFormat="1"/>
+    <w:lsdException w:name="heading 8" w:semiHidden="1" w:uiPriority="9" w:unhideWhenUsed="1" w:qFormat="1"/>
+    <w:lsdException w:name="heading 9" w:semiHidden="1" w:uiPriority="9" w:unhideWhenUsed="1" w:qFormat="1"/>
+    <w:lsdException w:name="index 1" w:semiHidden="1" w:unhideWhenUsed="1"/>
+    <w:lsdException w:name="index 2" w:semiHidden="1" w:unhideWhenUsed="1"/>
+    <w:lsdException w:name="index 3" w:semiHidden="1" w:unhideWhenUsed="1"/>
+    <w:lsdException w:name="index 4" w:semiHidden="1" w:unhideWhenUsed="1"/>
+    <w:lsdException w:name="index 5" w:semiHidden="1" w:unhideWhenUsed="1"/>
+    <w:lsdException w:name="index 6" w:semiHidden="1" w:unhideWhenUsed="1"/>
+    <w:lsdException w:name="index 7" w:semiHidden="1" w:unhideWhenUsed="1"/>
+    <w:lsdException w:name="index 8" w:semiHidden="1" w:unhideWhenUsed="1"/>
+    <w:lsdException w:name="index 9" w:semiHidden="1" w:unhideWhenUsed="1"/>
+    <w:lsdException w:name="toc 1" w:semiHidden="1" w:uiPriority="39" w:unhideWhenUsed="1"/>
+    <w:lsdException w:name="toc 2" w:semiHidden="1" w:uiPriority="39" w:unhideWhenUsed="1"/>
+    <w:lsdException w:name="toc 3" w:semiHidden="1" w:uiPriority="39" w:unhideWhenUsed="1"/>
+    <w:lsdException w:name="toc 4" w:semiHidden="1" w:uiPriority="39" w:unhideWhenUsed="1"/>
+    <w:lsdException w:name="toc 5" w:semiHidden="1" w:uiPriority="39" w:unhideWhenUsed="1"/>
+    <w:lsdException w:name="toc 6" w:semiHidden="1" w:uiPriority="39" w:unhideWhenUsed="1"/>
+    <w:lsdException w:name="toc 7" w:semiHidden="1" w:uiPriority="39" w:unhideWhenUsed="1"/>
+    <w:lsdException w:name="toc 8" w:semiHidden="1" w:uiPriority="39" w:unhideWhenUsed="1"/>
+    <w:lsdException w:name="toc 9" w:semiHidden="1" w:uiPriority="39" w:unhideWhenUsed="1"/>
+    <w:lsdException w:name="Normal Indent" w:semiHidden="1" w:unhideWhenUsed="1"/>
+    <w:lsdException w:name="footnote text" w:semiHidden="1" w:unhideWhenUsed="1"/>
+    <w:lsdException w:name="annotation text" w:semiHidden="1" w:unhideWhenUsed="1"/>
+    <w:lsdException w:name="header" w:semiHidden="1" w:unhideWhenUsed="1"/>
+    <w:lsdException w:name="footer" w:semiHidden="1" w:unhideWhenUsed="1"/>
+    <w:lsdException w:name="index heading" w:semiHidden="1" w:unhideWhenUsed="1"/>
+    <w:lsdException w:name="caption" w:semiHidden="1" w:uiPriority="35" w:unhideWhenUsed="1" w:qFormat="1"/>
+    <w:lsdException w:name="table of figures" w:semiHidden="1" w:unhideWhenUsed="1"/>
+    <w:lsdException w:name="envelope address" w:semiHidden="1" w:unhideWhenUsed="1"/>
+    <w:lsdException w:name="envelope return" w:semiHidden="1" w:unhideWhenUsed="1"/>
+    <w:lsdException w:name="footnote reference" w:semiHidden="1" w:unhideWhenUsed="1"/>
+    <w:lsdException w:name="annotation reference" w:semiHidden="1" w:unhideWhenUsed="1"/>
+    <w:lsdException w:name="line number" w:semiHidden="1" w:unhideWhenUsed="1"/>
+    <w:lsdException w:name="page number" w:semiHidden="1" w:unhideWhenUsed="1"/>
+    <w:lsdException w:name="endnote reference" w:semiHidden="1" w:unhideWhenUsed="1"/>
+    <w:lsdException w:name="endnote text" w:semiHidden="1" w:unhideWhenUsed="1"/>
+    <w:lsdException w:name="table of authorities" w:semiHidden="1" w:unhideWhenUsed="1"/>
+    <w:lsdException w:name="macro" w:semiHidden="1" w:unhideWhenUsed="1"/>
+    <w:lsdException w:name="toa heading" w:semiHidden="1" w:unhideWhenUsed="1"/>
+    <w:lsdException w:name="List" w:semiHidden="1" w:unhideWhenUsed="1"/>
+    <w:lsdException w:name="List Bullet" w:semiHidden="1" w:unhideWhenUsed="1"/>
+    <w:lsdException w:name="List Number" w:semiHidden="1" w:unhideWhenUsed="1"/>
+    <w:lsdException w:name="List 2" w:semiHidden="1" w:unhideWhenUsed="1"/>
+    <w:lsdException w:name="List 3" w:semiHidden="1" w:unhideWhenUsed="1"/>
+    <w:lsdException w:name="List 4" w:semiHidden="1" w:unhideWhenUsed="1"/>
+    <w:lsdException w:name="List 5" w:semiHidden="1" w:unhideWhenUsed="1"/>
+    <w:lsdException w:name="List Bullet 2" w:semiHidden="1" w:unhideWhenUsed="1"/>
+    <w:lsdException w:name="List Bullet 3" w:semiHidden="1" w:unhideWhenUsed="1"/>
+    <w:lsdException w:name="List Bullet 4" w:semiHidden="1" w:unhideWhenUsed="1"/>
+    <w:lsdException w:name="List Bullet 5" w:semiHidden="1" w:unhideWhenUsed="1"/>
+    <w:lsdException w:name="List Number 2" w:semiHidden="1" w:unhideWhenUsed="1"/>
+    <w:lsdException w:name="List Number 3" w:semiHidden="1" w:unhideWhenUsed="1"/>
+    <w:lsdException w:name="List Number 4" w:semiHidden="1" w:unhideWhenUsed="1"/>
+    <w:lsdException w:name="List Number 5" w:semiHidden="1" w:unhideWhenUsed="1"/>
+    <w:lsdException w:name="Title" w:uiPriority="10" w:qFormat="1"/>
+    <w:lsdException w:name="Closing" w:semiHidden="1" w:unhideWhenUsed="1"/>
+    <w:lsdException w:name="Signature" w:semiHidden="1" w:unhideWhenUsed="1"/>
+    <w:lsdException w:name="Default Paragraph Font" w:semiHidden="1" w:uiPriority="1" w:unhideWhenUsed="1"/>
+    <w:lsdException w:name="Body Text" w:semiHidden="1" w:unhideWhenUsed="1"/>
+    <w:lsdException w:name="Body Text Indent" w:semiHidden="1" w:unhideWhenUsed="1"/>
+    <w:lsdException w:name="List Continue" w:semiHidden="1" w:unhideWhenUsed="1"/>
+    <w:lsdException w:name="List Continue 2" w:semiHidden="1" w:unhideWhenUsed="1"/>
+    <w:lsdException w:name="List Continue 3" w:semiHidden="1" w:unhideWhenUsed="1"/>
+    <w:lsdException w:name="List Continue 4" w:semiHidden="1" w:unhideWhenUsed="1"/>
+    <w:lsdException w:name="List Continue 5" w:semiHidden="1" w:unhideWhenUsed="1"/>
+    <w:lsdException w:name="Message Header" w:semiHidden="1" w:unhideWhenUsed="1"/>
+    <w:lsdException w:name="Subtitle" w:uiPriority="11" w:qFormat="1"/>
+    <w:lsdException w:name="Salutation" w:semiHidden="1" w:unhideWhenUsed="1"/>
+    <w:lsdException w:name="Date" w:semiHidden="1" w:unhideWhenUsed="1"/>
+    <w:lsdException w:name="Body Text First Indent" w:semiHidden="1" w:unhideWhenUsed="1"/>
+    <w:lsdException w:name="Body Text First Indent 2" w:semiHidden="1" w:unhideWhenUsed="1"/>
+    <w:lsdException w:name="Note Heading" w:semiHidden="1" w:unhideWhenUsed="1"/>
+    <w:lsdException w:name="Body Text 2" w:semiHidden="1" w:unhideWhenUsed="1"/>
+    <w:lsdException w:name="Body Text 3" w:semiHidden="1" w:unhideWhenUsed="1"/>
+    <w:lsdException w:name="Body Text Indent 2" w:semiHidden="1" w:unhideWhenUsed="1"/>
+    <w:lsdException w:name="Body Text Indent 3" w:semiHidden="1" w:unhideWhenUsed="1"/>
+    <w:lsdException w:name="Block Text" w:semiHidden="1" w:unhideWhenUsed="1"/>
+    <w:lsdException w:name="Hyperlink" w:semiHidden="1" w:unhideWhenUsed="1"/>
+    <w:lsdException w:name="FollowedHyperlink" w:semiHidden="1" w:unhideWhenUsed="1"/>
+    <w:lsdException w:name="Strong" w:uiPriority="22" w:qFormat="1"/>
+    <w:lsdException w:name="Emphasis" w:uiPriority="20" w:qFormat="1"/>
+    <w:lsdException w:name="Document Map" w:semiHidden="1" w:unhideWhenUsed="1"/>
+    <w:lsdException w:name="Plain Text" w:semiHidden="1" w:unhideWhenUsed="1"/>
+    <w:lsdException w:name="E-mail Signature" w:semiHidden="1" w:unhideWhenUsed="1"/>
+    <w:lsdException w:name="HTML Top of Form" w:semiHidden="1" w:unhideWhenUsed="1"/>
+    <w:lsdException w:name="HTML Bottom of Form" w:semiHidden="1" w:unhideWhenUsed="1"/>
+    <w:lsdException w:name="Normal (Web)" w:semiHidden="1" w:unhideWhenUsed="1"/>
+    <w:lsdException w:name="HTML Acronym" w:semiHidden="1" w:unhideWhenUsed="1"/>
+    <w:lsdException w:name="HTML Address" w:semiHidden="1" w:unhideWhenUsed="1"/>
+    <w:lsdException w:name="HTML Cite" w:semiHidden="1" w:unhideWhenUsed="1"/>
+    <w:lsdException w:name="HTML Code" w:semiHidden="1" w:unhideWhenUsed="1"/>
+    <w:lsdException w:name="HTML Definition" w:semiHidden="1" w:unhideWhenUsed="1"/>
+    <w:lsdException w:name="HTML Keyboard" w:semiHidden="1" w:unhideWhenUsed="1"/>
+    <w:lsdException w:name="HTML Preformatted" w:semiHidden="1" w:unhideWhenUsed="1"/>
+    <w:lsdException w:name="HTML Sample" w:semiHidden="1" w:unhideWhenUsed="1"/>
+    <w:lsdException w:name="HTML Typewriter" w:semiHidden="1" w:unhideWhenUsed="1"/>
+    <w:lsdException w:name="HTML Variable" w:semiHidden="1" w:unhideWhenUsed="1"/>
+    <w:lsdException w:name="Normal Table" w:semiHidden="1" w:unhideWhenUsed="1"/>
+    <w:lsdException w:name="annotation subject" w:semiHidden="1" w:unhideWhenUsed="1"/>
+    <w:lsdException w:name="No List" w:semiHidden="1" w:unhideWhenUsed="1"/>
+    <w:lsdException w:name="Outline List 1" w:semiHidden="1" w:unhideWhenUsed="1"/>
+    <w:lsdException w:name="Outline List 2" w:semiHidden="1" w:unhideWhenUsed="1"/>
+    <w:lsdException w:name="Outline List 3" w:semiHidden="1" w:unhideWhenUsed="1"/>
+    <w:lsdException w:name="Table Simple 1" w:semiHidden="1" w:unhideWhenUsed="1"/>
+    <w:lsdException w:name="Table Simple 2" w:semiHidden="1" w:unhideWhenUsed="1"/>
+    <w:lsdException w:name="Table Simple 3" w:semiHidden="1" w:unhideWhenUsed="1"/>
+    <w:lsdException w:name="Table Classic 1" w:semiHidden="1" w:unhideWhenUsed="1"/>
+    <w:lsdException w:name="Table Classic 2" w:semiHidden="1" w:unhideWhenUsed="1"/>
+    <w:lsdException w:name="Table Classic 3" w:semiHidden="1" w:unhideWhenUsed="1"/>
+    <w:lsdException w:name="Table Classic 4" w:semiHidden="1" w:unhideWhenUsed="1"/>
+    <w:lsdException w:name="Table Colorful 1" w:semiHidden="1" w:unhideWhenUsed="1"/>
+    <w:lsdException w:name="Table Colorful 2" w:semiHidden="1" w:unhideWhenUsed="1"/>
+    <w:lsdException w:name="Table Colorful 3" w:semiHidden="1" w:unhideWhenUsed="1"/>
+    <w:lsdException w:name="Table Columns 1" w:semiHidden="1" w:unhideWhenUsed="1"/>
+    <w:lsdException w:name="Table Columns 2" w:semiHidden="1" w:unhideWhenUsed="1"/>
+    <w:lsdException w:name="Table Columns 3" w:semiHidden="1" w:unhideWhenUsed="1"/>
+    <w:lsdException w:name="Table Columns 4" w:semiHidden="1" w:unhideWhenUsed="1"/>
+    <w:lsdException w:name="Table Columns 5" w:semiHidden="1" w:unhideWhenUsed="1"/>
+    <w:lsdException w:name="Table Grid 1" w:semiHidden="1" w:unhideWhenUsed="1"/>
+    <w:lsdException w:name="Table Grid 2" w:semiHidden="1" w:unhideWhenUsed="1"/>
+    <w:lsdException w:name="Table Grid 3" w:semiHidden="1" w:unhideWhenUsed="1"/>
+    <w:lsdException w:name="Table Grid 4" w:semiHidden="1" w:unhideWhenUsed="1"/>
+    <w:lsdException w:name="Table Grid 5" w:semiHidden="1" w:unhideWhenUsed="1"/>
+    <w:lsdException w:name="Table Grid 6" w:semiHidden="1" w:unhideWhenUsed="1"/>
+    <w:lsdException w:name="Table Grid 7" w:semiHidden="1" w:unhideWhenUsed="1"/>
+    <w:lsdException w:name="Table Grid 8" w:semiHidden="1" w:unhideWhenUsed="1"/>
+    <w:lsdException w:name="Table List 1" w:semiHidden="1" w:unhideWhenUsed="1"/>
+    <w:lsdException w:name="Table List 2" w:semiHidden="1" w:unhideWhenUsed="1"/>
+    <w:lsdException w:name="Table List 3" w:semiHidden="1" w:unhideWhenUsed="1"/>
+    <w:lsdException w:name="Table List 4" w:semiHidden="1" w:unhideWhenUsed="1"/>
+    <w:lsdException w:name="Table List 5" w:semiHidden="1" w:unhideWhenUsed="1"/>
+    <w:lsdException w:name="Table List 6" w:semiHidden="1" w:unhideWhenUsed="1"/>
+    <w:lsdException w:name="Table List 7" w:semiHidden="1" w:unhideWhenUsed="1"/>
+    <w:lsdException w:name="Table List 8" w:semiHidden="1" w:unhideWhenUsed="1"/>
+    <w:lsdException w:name="Table 3D effects 1" w:semiHidden="1" w:unhideWhenUsed="1"/>
+    <w:lsdException w:name="Table 3D effects 2" w:semiHidden="1" w:unhideWhenUsed="1"/>
+    <w:lsdException w:name="Table 3D effects 3" w:semiHidden="1" w:unhideWhenUsed="1"/>
+    <w:lsdException w:name="Table Contemporary" w:semiHidden="1" w:unhideWhenUsed="1"/>
+    <w:lsdException w:name="Table Elegant" w:semiHidden="1" w:unhideWhenUsed="1"/>
+    <w:lsdException w:name="Table Professional" w:semiHidden="1" w:unhideWhenUsed="1"/>
+    <w:lsdException w:name="Table Subtle 1" w:semiHidden="1" w:unhideWhenUsed="1"/>
+    <w:lsdException w:name="Table Subtle 2" w:semiHidden="1" w:unhideWhenUsed="1"/>
+    <w:lsdException w:name="Table Web 1" w:semiHidden="1" w:unhideWhenUsed="1"/>
+    <w:lsdException w:name="Table Web 2" w:semiHidden="1" w:unhideWhenUsed="1"/>
+    <w:lsdException w:name="Table Web 3" w:semiHidden="1" w:unhideWhenUsed="1"/>
+    <w:lsdException w:name="Balloon Text" w:semiHidden="1" w:unhideWhenUsed="1"/>
+    <w:lsdException w:name="Table Grid" w:uiPriority="59"/>
+    <w:lsdException w:name="Table Theme" w:semiHidden="1" w:unhideWhenUsed="1"/>
+    <w:lsdException w:name="Placeholder Text" w:semiHidden="1"/>
+    <w:lsdException w:name="No Spacing" w:uiPriority="1" w:qFormat="1"/>
+    <w:lsdException w:name="Light Shading" w:uiPriority="60"/>
+    <w:lsdException w:name="Light List" w:uiPriority="61"/>
+    <w:lsdException w:name="Light Grid" w:uiPriority="62"/>
+    <w:lsdException w:name="Medium Shading 1" w:uiPriority="63"/>
+    <w:lsdException w:name="Medium Shading 2" w:uiPriority="64"/>
+    <w:lsdException w:name="Medium List 1" w:uiPriority="65"/>
+    <w:lsdException w:name="Medium List 2" w:uiPriority="66"/>
+    <w:lsdException w:name="Medium Grid 1" w:uiPriority="67"/>
+    <w:lsdException w:name="Medium Grid 2" w:uiPriority="68"/>
+    <w:lsdException w:name="Medium Grid 3" w:uiPriority="69"/>
+    <w:lsdException w:name="Dark List" w:uiPriority="70"/>
+    <w:lsdException w:name="Colorful Shading" w:uiPriority="71"/>
+    <w:lsdException w:name="Colorful List" w:uiPriority="72"/>
+    <w:lsdException w:name="Colorful Grid" w:uiPriority="73"/>
+    <w:lsdException w:name="Light Shading Accent 1" w:uiPriority="60"/>
+    <w:lsdException w:name="Light List Accent 1" w:uiPriority="61"/>
+    <w:lsdException w:name="Light Grid Accent 1" w:uiPriority="62"/>
+    <w:lsdException w:name="Medium Shading 1 Accent 1" w:uiPriority="63"/>
+    <w:lsdException w:name="Medium Shading 2 Accent 1" w:uiPriority="64"/>
+    <w:lsdException w:name="Medium List 1 Accent 1" w:uiPriority="65"/>
+    <w:lsdException w:name="Revision" w:semiHidden="1"/>
+    <w:lsdException w:name="List Paragraph" w:uiPriority="34" w:qFormat="1"/>
+    <w:lsdException w:name="Quote" w:uiPriority="29" w:qFormat="1"/>
+    <w:lsdException w:name="Intense Quote" w:uiPriority="30" w:qFormat="1"/>
+    <w:lsdException w:name="Medium List 2 Accent 1" w:uiPriority="66"/>
+    <w:lsdException w:name="Medium Grid 1 Accent 1" w:uiPriority="67"/>
+    <w:lsdException w:name="Medium Grid 2 Accent 1" w:uiPriority="68"/>
+    <w:lsdException w:name="Medium Grid 3 Accent 1" w:uiPriority="69"/>
+    <w:lsdException w:name="Dark List Accent 1" w:uiPriority="70"/>
+    <w:lsdException w:name="Colorful Shading Accent 1" w:uiPriority="71"/>
+    <w:lsdException w:name="Colorful List Accent 1" w:uiPriority="72"/>
+    <w:lsdException w:name="Colorful Grid Accent 1" w:uiPriority="73"/>
+    <w:lsdException w:name="Light Shading Accent 2" w:uiPriority="60"/>
+    <w:lsdException w:name="Light List Accent 2" w:uiPriority="61"/>
+    <w:lsdException w:name="Light Grid Accent 2" w:uiPriority="62"/>
+    <w:lsdException w:name="Medium Shading 1 Accent 2" w:uiPriority="63"/>
+    <w:lsdException w:name="Medium Shading 2 Accent 2" w:uiPriority="64"/>
+    <w:lsdException w:name="Medium List 1 Accent 2" w:uiPriority="65"/>
+    <w:lsdException w:name="Medium List 2 Accent 2" w:uiPriority="66"/>
+    <w:lsdException w:name="Medium Grid 1 Accent 2" w:uiPriority="67"/>
+    <w:lsdException w:name="Medium Grid 2 Accent 2" w:uiPriority="68"/>
+    <w:lsdException w:name="Medium Grid 3 Accent 2" w:uiPriority="69"/>
+    <w:lsdException w:name="Dark List Accent 2" w:uiPriority="70"/>
+    <w:lsdException w:name="Colorful Shading Accent 2" w:uiPriority="71"/>
+    <w:lsdException w:name="Colorful List Accent 2" w:uiPriority="72"/>
+    <w:lsdException w:name="Colorful Grid Accent 2" w:uiPriority="73"/>
+    <w:lsdException w:name="Light Shading Accent 3" w:uiPriority="60"/>
+    <w:lsdException w:name="Light List Accent 3" w:uiPriority="61"/>
+    <w:lsdException w:name="Light Grid Accent 3" w:uiPriority="62"/>
+    <w:lsdException w:name="Medium Shading 1 Accent 3" w:uiPriority="63"/>
+    <w:lsdException w:name="Medium Shading 2 Accent 3" w:uiPriority="64"/>
+    <w:lsdException w:name="Medium List 1 Accent 3" w:uiPriority="65"/>
+    <w:lsdException w:name="Medium List 2 Accent 3" w:uiPriority="66"/>
+    <w:lsdException w:name="Medium Grid 1 Accent 3" w:uiPriority="67"/>
+    <w:lsdException w:name="Medium Grid 2 Accent 3" w:uiPriority="68"/>
+    <w:lsdException w:name="Medium Grid 3 Accent 3" w:uiPriority="69"/>
+    <w:lsdException w:name="Dark List Accent 3" w:uiPriority="70"/>
+    <w:lsdException w:name="Colorful Shading Accent 3" w:uiPriority="71"/>
+    <w:lsdException w:name="Colorful List Accent 3" w:uiPriority="72"/>
+    <w:lsdException w:name="Colorful Grid Accent 3" w:uiPriority="73"/>
+    <w:lsdException w:name="Light Shading Accent 4" w:uiPriority="60"/>
+    <w:lsdException w:name="Light List Accent 4" w:uiPriority="61"/>
+    <w:lsdException w:name="Light Grid Accent 4" w:uiPriority="62"/>
+    <w:lsdException w:name="Medium Shading 1 Accent 4" w:uiPriority="63"/>
+    <w:lsdException w:name="Medium Shading 2 Accent 4" w:uiPriority="64"/>
+    <w:lsdException w:name="Medium List 1 Accent 4" w:uiPriority="65"/>
+    <w:lsdException w:name="Medium List 2 Accent 4" w:uiPriority="66"/>
+    <w:lsdException w:name="Medium Grid 1 Accent 4" w:uiPriority="67"/>
+    <w:lsdException w:name="Medium Grid 2 Accent 4" w:uiPriority="68"/>
+    <w:lsdException w:name="Medium Grid 3 Accent 4" w:uiPriority="69"/>
+    <w:lsdException w:name="Dark List Accent 4" w:uiPriority="70"/>
+    <w:lsdException w:name="Colorful Shading Accent 4" w:uiPriority="71"/>
+    <w:lsdException w:name="Colorful List Accent 4" w:uiPriority="72"/>
+    <w:lsdException w:name="Colorful Grid Accent 4" w:uiPriority="73"/>
+    <w:lsdException w:name="Light Shading Accent 5" w:uiPriority="60"/>
+    <w:lsdException w:name="Light List Accent 5" w:uiPriority="61"/>
+    <w:lsdException w:name="Light Grid Accent 5" w:uiPriority="62"/>
+    <w:lsdException w:name="Medium Shading 1 Accent 5" w:uiPriority="63"/>
+    <w:lsdException w:name="Medium Shading 2 Accent 5" w:uiPriority="64"/>
+    <w:lsdException w:name="Medium List 1 Accent 5" w:uiPriority="65"/>
+    <w:lsdException w:name="Medium List 2 Accent 5" w:uiPriority="66"/>
+    <w:lsdException w:name="Medium Grid 1 Accent 5" w:uiPriority="67"/>
+    <w:lsdException w:name="Medium Grid 2 Accent 5" w:uiPriority="68"/>
+    <w:lsdException w:name="Medium Grid 3 Accent 5" w:uiPriority="69"/>
+    <w:lsdException w:name="Dark List Accent 5" w:uiPriority="70"/>
+    <w:lsdException w:name="Colorful Shading Accent 5" w:uiPriority="71"/>
+    <w:lsdException w:name="Colorful List Accent 5" w:uiPriority="72"/>
+    <w:lsdException w:name="Colorful Grid Accent 5" w:uiPriority="73"/>
+    <w:lsdException w:name="Light Shading Accent 6" w:uiPriority="60"/>
+    <w:lsdException w:name="Light List Accent 6" w:uiPriority="61"/>
+    <w:lsdException w:name="Light Grid Accent 6" w:uiPriority="62"/>
+    <w:lsdException w:name="Medium Shading 1 Accent 6" w:uiPriority="63"/>
+    <w:lsdException w:name="Medium Shading 2 Accent 6" w:uiPriority="64"/>
+    <w:lsdException w:name="Medium List 1 Accent 6" w:uiPriority="65"/>
+    <w:lsdException w:name="Medium List 2 Accent 6" w:uiPriority="66"/>
+    <w:lsdException w:name="Medium Grid 1 Accent 6" w:uiPriority="67"/>
+    <w:lsdException w:name="Medium Grid 2 Accent 6" w:uiPriority="68"/>
+    <w:lsdException w:name="Medium Grid 3 Accent 6" w:uiPriority="69"/>
+    <w:lsdException w:name="Dark List Accent 6" w:uiPriority="70"/>
+    <w:lsdException w:name="Colorful Shading Accent 6" w:uiPriority="71"/>
+    <w:lsdException w:name="Colorful List Accent 6" w:uiPriority="72"/>
+    <w:lsdException w:name="Colorful Grid Accent 6" w:uiPriority="73"/>
+    <w:lsdException w:name="Subtle Emphasis" w:uiPriority="19" w:qFormat="1"/>
+    <w:lsdException w:name="Intense Emphasis" w:uiPriority="21" w:qFormat="1"/>
+    <w:lsdException w:name="Subtle Reference" w:uiPriority="31" w:qFormat="1"/>
+    <w:lsdException w:name="Intense Reference" w:uiPriority="32" w:qFormat="1"/>
+    <w:lsdException w:name="Book Title" w:uiPriority="33" w:qFormat="1"/>
+    <w:lsdException w:name="Bibliography" w:semiHidden="1" w:uiPriority="37" w:unhideWhenUsed="1"/>
+    <w:lsdException w:name="TOC Heading" w:semiHidden="1" w:uiPriority="39" w:unhideWhenUsed="1" w:qFormat="1"/>
+    <w:lsdException w:name="Plain Table 1" w:uiPriority="41"/>
+    <w:lsdException w:name="Plain Table 2" w:uiPriority="42"/>
+    <w:lsdException w:name="Plain Table 3" w:uiPriority="43"/>
+    <w:lsdException w:name="Plain Table 4" w:uiPriority="44"/>
+    <w:lsdException w:name="Plain Table 5" w:uiPriority="45"/>
+    <w:lsdException w:name="Grid Table Light" w:uiPriority="40"/>
+    <w:lsdException w:name="Grid Table 1 Light" w:uiPriority="46"/>
+    <w:lsdException w:name="Grid Table 2" w:uiPriority="47"/>
+    <w:lsdException w:name="Grid Table 3" w:uiPriority="48"/>
+    <w:lsdException w:name="Grid Table 4" w:uiPriority="49"/>
+    <w:lsdException w:name="Grid Table 5 Dark" w:uiPriority="50"/>
+    <w:lsdException w:name="Grid Table 6 Colorful" w:uiPriority="51"/>
+    <w:lsdException w:name="Grid Table 7 Colorful" w:uiPriority="52"/>
+    <w:lsdException w:name="Grid Table 1 Light Accent 1" w:uiPriority="46"/>
+    <w:lsdException w:name="Grid Table 2 Accent 1" w:uiPriority="47"/>
+    <w:lsdException w:name="Grid Table 3 Accent 1" w:uiPriority="48"/>
+    <w:lsdException w:name="Grid Table 4 Accent 1" w:uiPriority="49"/>
+    <w:lsdException w:name="Grid Table 5 Dark Accent 1" w:uiPriority="50"/>
+    <w:lsdException w:name="Grid Table 6 Colorful Accent 1" w:uiPriority="51"/>
+    <w:lsdException w:name="Grid Table 7 Colorful Accent 1" w:uiPriority="52"/>
+    <w:lsdException w:name="Grid Table 1 Light Accent 2" w:uiPriority="46"/>
+    <w:lsdException w:name="Grid Table 2 Accent 2" w:uiPriority="47"/>
+    <w:lsdException w:name="Grid Table 3 Accent 2" w:uiPriority="48"/>
+    <w:lsdException w:name="Grid Table 4 Accent 2" w:uiPriority="49"/>
+    <w:lsdException w:name="Grid Table 5 Dark Accent 2" w:uiPriority="50"/>
+    <w:lsdException w:name="Grid Table 6 Colorful Accent 2" w:uiPriority="51"/>
+    <w:lsdException w:name="Grid Table 7 Colorful Accent 2" w:uiPriority="52"/>
+    <w:lsdException w:name="Grid Table 1 Light Accent 3" w:uiPriority="46"/>
+    <w:lsdException w:name="Grid Table 2 Accent 3" w:uiPriority="47"/>
+    <w:lsdException w:name="Grid Table 3 Accent 3" w:uiPriority="48"/>
+    <w:lsdException w:name="Grid Table 4 Accent 3" w:uiPriority="49"/>
+    <w:lsdException w:name="Grid Table 5 Dark Accent 3" w:uiPriority="50"/>
+    <w:lsdException w:name="Grid Table 6 Colorful Accent 3" w:uiPriority="51"/>
+    <w:lsdException w:name="Grid Table 7 Colorful Accent 3" w:uiPriority="52"/>
+    <w:lsdException w:name="Grid Table 1 Light Accent 4" w:uiPriority="46"/>
+    <w:lsdException w:name="Grid Table 2 Accent 4" w:uiPriority="47"/>
+    <w:lsdException w:name="Grid Table 3 Accent 4" w:uiPriority="48"/>
+    <w:lsdException w:name="Grid Table 4 Accent 4" w:uiPriority="49"/>
+    <w:lsdException w:name="Grid Table 5 Dark Accent 4" w:uiPriority="50"/>
+    <w:lsdException w:name="Grid Table 6 Colorful Accent 4" w:uiPriority="51"/>
+    <w:lsdException w:name="Grid Table 7 Colorful Accent 4" w:uiPriority="52"/>
+    <w:lsdException w:name="Grid Table 1 Light Accent 5" w:uiPriority="46"/>
+    <w:lsdException w:name="Grid Table 2 Accent 5" w:uiPriority="47"/>
+    <w:lsdException w:name="Grid Table 3 Accent 5" w:uiPriority="48"/>
+    <w:lsdException w:name="Grid Table 4 Accent 5" w:uiPriority="49"/>
+    <w:lsdException w:name="Grid Table 5 Dark Accent 5" w:uiPriority="50"/>
+    <w:lsdException w:name="Grid Table 6 Colorful Accent 5" w:uiPriority="51"/>
+    <w:lsdException w:name="Grid Table 7 Colorful Accent 5" w:uiPriority="52"/>
+    <w:lsdException w:name="Grid Table 1 Light Accent 6" w:uiPriority="46"/>
+    <w:lsdException w:name="Grid Table 2 Accent 6" w:uiPriority="47"/>
+    <w:lsdException w:name="Grid Table 3 Accent 6" w:uiPriority="48"/>
+    <w:lsdException w:name="Grid Table 4 Accent 6" w:uiPriority="49"/>
+    <w:lsdException w:name="Grid Table 5 Dark Accent 6" w:uiPriority="50"/>
+    <w:lsdException w:name="Grid Table 6 Colorful Accent 6" w:uiPriority="51"/>
+    <w:lsdException w:name="Grid Table 7 Colorful Accent 6" w:uiPriority="52"/>
+    <w:lsdException w:name="List Table 1 Light" w:uiPriority="46"/>
+    <w:lsdException w:name="List Table 2" w:uiPriority="47"/>
+    <w:lsdException w:name="List Table 3" w:uiPriority="48"/>
+    <w:lsdException w:name="List Table 4" w:uiPriority="49"/>
+    <w:lsdException w:name="List Table 5 Dark" w:uiPriority="50"/>
+    <w:lsdException w:name="List Table 6 Colorful" w:uiPriority="51"/>
+    <w:lsdException w:name="List Table 7 Colorful" w:uiPriority="52"/>
+    <w:lsdException w:name="List Table 1 Light Accent 1" w:uiPriority="46"/>
+    <w:lsdException w:name="List Table 2 Accent 1" w:uiPriority="47"/>
+    <w:lsdException w:name="List Table 3 Accent 1" w:uiPriority="48"/>
+    <w:lsdException w:name="List Table 4 Accent 1" w:uiPriority="49"/>
+    <w:lsdException w:name="List Table 5 Dark Accent 1" w:uiPriority="50"/>
+    <w:lsdException w:name="List Table 6 Colorful Accent 1" w:uiPriority="51"/>
+    <w:lsdException w:name="List Table 7 Colorful Accent 1" w:uiPriority="52"/>
+    <w:lsdException w:name="List Table 1 Light Accent 2" w:uiPriority="46"/>
+    <w:lsdException w:name="List Table 2 Accent 2" w:uiPriority="47"/>
+    <w:lsdException w:name="List Table 3 Accent 2" w:uiPriority="48"/>
+    <w:lsdException w:name="List Table 4 Accent 2" w:uiPriority="49"/>
+    <w:lsdException w:name="List Table 5 Dark Accent 2" w:uiPriority="50"/>
+    <w:lsdException w:name="List Table 6 Colorful Accent 2" w:uiPriority="51"/>
+    <w:lsdException w:name="List Table 7 Colorful Accent 2" w:uiPriority="52"/>
+    <w:lsdException w:name="List Table 1 Light Accent 3" w:uiPriority="46"/>
+    <w:lsdException w:name="List Table 2 Accent 3" w:uiPriority="47"/>
+    <w:lsdException w:name="List Table 3 Accent 3" w:uiPriority="48"/>
+    <w:lsdException w:name="List Table 4 Accent 3" w:uiPriority="49"/>
+    <w:lsdException w:name="List Table 5 Dark Accent 3" w:uiPriority="50"/>
+    <w:lsdException w:name="List Table 6 Colorful Accent 3" w:uiPriority="51"/>
+    <w:lsdException w:name="List Table 7 Colorful Accent 3" w:uiPriority="52"/>
+    <w:lsdException w:name="List Table 1 Light Accent 4" w:uiPriority="46"/>
+    <w:lsdException w:name="List Table 2 Accent 4" w:uiPriority="47"/>
+    <w:lsdException w:name="List Table 3 Accent 4" w:uiPriority="48"/>
+    <w:lsdException w:name="List Table 4 Accent 4" w:uiPriority="49"/>
+    <w:lsdException w:name="List Table 5 Dark Accent 4" w:uiPriority="50"/>
+    <w:lsdException w:name="List Table 6 Colorful Accent 4" w:uiPriority="51"/>
+    <w:lsdException w:name="List Table 7 Colorful Accent 4" w:uiPriority="52"/>
+    <w:lsdException w:name="List Table 1 Light Accent 5" w:uiPriority="46"/>
+    <w:lsdException w:name="List Table 2 Accent 5" w:uiPriority="47"/>
+    <w:lsdException w:name="List Table 3 Accent 5" w:uiPriority="48"/>
+    <w:lsdException w:name="List Table 4 Accent 5" w:uiPriority="49"/>
+    <w:lsdException w:name="List Table 5 Dark Accent 5" w:uiPriority="50"/>
+    <w:lsdException w:name="List Table 6 Colorful Accent 5" w:uiPriority="51"/>
+    <w:lsdException w:name="List Table 7 Colorful Accent 5" w:uiPriority="52"/>
+    <w:lsdException w:name="List Table 1 Light Accent 6" w:uiPriority="46"/>
+    <w:lsdException w:name="List Table 2 Accent 6" w:uiPriority="47"/>
+    <w:lsdException w:name="List Table 3 Accent 6" w:uiPriority="48"/>
+    <w:lsdException w:name="List Table 4 Accent 6" w:uiPriority="49"/>
+    <w:lsdException w:name="List Table 5 Dark Accent 6" w:uiPriority="50"/>
+    <w:lsdException w:name="List Table 6 Colorful Accent 6" w:uiPriority="51"/>
+    <w:lsdException w:name="List Table 7 Colorful Accent 6" w:uiPriority="52"/>
   </w:latentStyles>
   <w:style w:type="paragraph" w:default="1" w:styleId="Normal">
     <w:name w:val="Normal"/>

--- a/Documentation/Misc writeups/Spatial time series/EWEtech _STDF-sharing.docx
+++ b/Documentation/Misc writeups/Spatial time series/EWEtech _STDF-sharing.docx
@@ -103,8 +103,6 @@
           <w:szCs w:val="48"/>
         </w:rPr>
       </w:pPr>
-      <w:bookmarkStart w:id="0" w:name="_GoBack"/>
-      <w:bookmarkEnd w:id="0"/>
     </w:p>
     <w:p>
       <w:pPr>
@@ -155,7 +153,7 @@
           <w:noProof/>
           <w:sz w:val="48"/>
           <w:szCs w:val="48"/>
-          <w:lang w:val="en-US"/>
+          <w:lang w:eastAsia="en-GB"/>
         </w:rPr>
         <w:drawing>
           <wp:anchor distT="0" distB="0" distL="114300" distR="114300" simplePos="0" relativeHeight="251658240" behindDoc="0" locked="0" layoutInCell="1" allowOverlap="1" wp14:anchorId="7B637044" wp14:editId="30D6DE0F">
@@ -1156,7 +1154,13 @@
     </w:p>
     <w:p>
       <w:r>
-        <w:t>Steenbeek, J. (2014), Ecopath with Ecosim technical papers: Sharing external data. Ecopath International Initiative</w:t>
+        <w:t>Steenbeek, J. (201</w:t>
+      </w:r>
+      <w:r>
+        <w:t>9</w:t>
+      </w:r>
+      <w:r>
+        <w:t>), Ecopath with Ecosim technical papers: Sharing external data. Ecopath International Initiative</w:t>
       </w:r>
     </w:p>
     <w:p>
@@ -1193,26 +1197,679 @@
     </w:p>
     <w:p>
       <w:r>
-        <w:t>By its design, the framework allows external data connections to any source: local or remote files, web services, THREDDS and OpenDap connections, and running models are among possibilities. To date, only file based access has been implemented for the framework.</w:t>
-      </w:r>
-    </w:p>
-    <w:p>
-      <w:r>
-        <w:t>.. more blah blah …</w:t>
-      </w:r>
-    </w:p>
-    <w:p>
-      <w:pPr>
-        <w:pStyle w:val="Heading2"/>
-      </w:pPr>
-      <w:r>
-        <w:t>Shortcomings</w:t>
-      </w:r>
-    </w:p>
-    <w:p>
-      <w:r>
-        <w:t xml:space="preserve">Different config files </w:t>
-      </w:r>
+        <w:t xml:space="preserve">By its design, the framework allows external data connections to any source: local or remote files, web services, THREDDS and OpenDap connections, and running models are among possibilities. To date, only </w:t>
+      </w:r>
+      <w:r>
+        <w:t>file-based</w:t>
+      </w:r>
+      <w:r>
+        <w:t xml:space="preserve"> access has been implemented for the framework.</w:t>
+      </w:r>
+    </w:p>
+    <w:p>
+      <w:r>
+        <w:t xml:space="preserve">The Ecospace module of the Ecopath with Ecosim (EwE) software recently gained capabilities to be driven by external spatial-temporal datasets, a feature that would be extensively used for the 2017 Coastal Master Plan community model. These external data sets cannot be embedded within a EwE model because they tend to be model-derived datasets that frequently update and that are of prohibitive file size. The process of connecting to these data is detailed in Steenbeek et al.  (2013). </w:t>
+      </w:r>
+    </w:p>
+    <w:p>
+      <w:r>
+        <w:t xml:space="preserve">As </w:t>
+      </w:r>
+      <w:r>
+        <w:t>modeling exercise</w:t>
+      </w:r>
+      <w:r>
+        <w:t xml:space="preserve">s are increasingly </w:t>
+      </w:r>
+      <w:r>
+        <w:t xml:space="preserve">executed by  scientists of different institutes in different locations, this system needed to be extended to offer support for shared use of </w:t>
+      </w:r>
+      <w:r>
+        <w:t xml:space="preserve">Ecospace </w:t>
+      </w:r>
+      <w:r>
+        <w:t>model</w:t>
+      </w:r>
+      <w:r>
+        <w:t xml:space="preserve">s </w:t>
+      </w:r>
+      <w:r>
+        <w:t>with accompanying external spatial data via cloud-based transfer media.</w:t>
+      </w:r>
+    </w:p>
+    <w:p>
+      <w:pPr>
+        <w:pStyle w:val="Heading3"/>
+      </w:pPr>
+      <w:bookmarkStart w:id="0" w:name="_Toc397406581"/>
+      <w:r>
+        <w:t>2.3.1 Changes to EwE</w:t>
+      </w:r>
+      <w:bookmarkEnd w:id="0"/>
+    </w:p>
+    <w:p>
+      <w:r>
+        <w:t xml:space="preserve">The Ecospace model stores definitions of available spatial-temporal data series in a local configuration file </w:t>
+      </w:r>
+      <w:r>
+        <w:fldChar w:fldCharType="begin"/>
+      </w:r>
+      <w:r>
+        <w:instrText xml:space="preserve"> ADDIN EN.CITE &lt;EndNote&gt;&lt;Cite&gt;&lt;Author&gt;Steenbeek&lt;/Author&gt;&lt;Year&gt;2013&lt;/Year&gt;&lt;RecNum&gt;341&lt;/RecNum&gt;&lt;DisplayText&gt;(Steenbeek et al., 2013)&lt;/DisplayText&gt;&lt;record&gt;&lt;rec-number&gt;341&lt;/rec-number&gt;&lt;foreign-keys&gt;&lt;key app="EN" db-id="td05frez2tersne0s0rxxarlvr2a9pxat0xf" timestamp="1385427856"&gt;341&lt;/key&gt;&lt;/foreign-keys&gt;&lt;ref-type name="Journal Article"&gt;17&lt;/ref-type&gt;&lt;contributors&gt;&lt;authors&gt;&lt;author&gt;Steenbeek, Jeroen&lt;/author&gt;&lt;author&gt;Coll, Marta&lt;/author&gt;&lt;author&gt;Gurney, Leigh&lt;/author&gt;&lt;author&gt;Mélin, Frédéric&lt;/author&gt;&lt;author&gt;Hoepffner, Nicolas&lt;/author&gt;&lt;author&gt;Buszowski, Joe&lt;/author&gt;&lt;author&gt;Christensen, Villy&lt;/author&gt;&lt;/authors&gt;&lt;/contributors&gt;&lt;titles&gt;&lt;title&gt;Bridging the gap between ecosystem modeling tools and geographic information systems: Driving a food web model with external spatial–temporal data&lt;/title&gt;&lt;secondary-title&gt;Ecological Modelling&lt;/secondary-title&gt;&lt;/titles&gt;&lt;periodical&gt;&lt;full-title&gt;Ecological Modelling&lt;/full-title&gt;&lt;/periodical&gt;&lt;pages&gt;139-151&lt;/pages&gt;&lt;volume&gt;263&lt;/volume&gt;&lt;dates&gt;&lt;year&gt;2013&lt;/year&gt;&lt;/dates&gt;&lt;isbn&gt;0304-3800&lt;/isbn&gt;&lt;urls&gt;&lt;/urls&gt;&lt;/record&gt;&lt;/Cite&gt;&lt;/EndNote&gt;</w:instrText>
+      </w:r>
+      <w:r>
+        <w:fldChar w:fldCharType="separate"/>
+      </w:r>
+      <w:r>
+        <w:t>(</w:t>
+      </w:r>
+      <w:hyperlink w:anchor="_ENREF_31" w:tooltip="Steenbeek, 2013 #341" w:history="1">
+        <w:r>
+          <w:t>Steenbeek et al., 2013</w:t>
+        </w:r>
+      </w:hyperlink>
+      <w:r>
+        <w:t>)</w:t>
+      </w:r>
+      <w:r>
+        <w:fldChar w:fldCharType="end"/>
+      </w:r>
+      <w:r>
+        <w:t>. Sharing this configuration file is Impractical when a local system contains dataset definitions for a suite of Ecospace models: support was needed to only selectively share relevant data for a given modeling exercise. To enable this, the following changes have been made to the EwE6 software:</w:t>
+      </w:r>
+    </w:p>
+    <w:p>
+      <w:pPr>
+        <w:pStyle w:val="ListParagraph"/>
+        <w:numPr>
+          <w:ilvl w:val="0"/>
+          <w:numId w:val="6"/>
+        </w:numPr>
+      </w:pPr>
+      <w:r>
+        <w:t>An export function was added to EwE6 that allows a user to copy a selection of dataset definitions to a local folder with a local configuration file. Whereas datasets on a local system are indicated by absolute file paths, the exported datasets refer to their files via local paths, making this export folder highly suitable for transfer to another computer.</w:t>
+      </w:r>
+    </w:p>
+    <w:p>
+      <w:pPr>
+        <w:pStyle w:val="ListParagraph"/>
+        <w:numPr>
+          <w:ilvl w:val="0"/>
+          <w:numId w:val="6"/>
+        </w:numPr>
+      </w:pPr>
+      <w:r>
+        <w:t>An option has been added to allow users to switch to another configuration file – either locally created configuration files particular to a given modeling exercise, or shared configuration files obtained via a cloud-based file transfer system - which will provide Ecospace with access to the external spatial-temporal data connections described in the configuration file.</w:t>
+      </w:r>
+    </w:p>
+    <w:p>
+      <w:r>
+        <w:t xml:space="preserve">EwE6 model databases </w:t>
+      </w:r>
+      <w:r>
+        <w:t>already</w:t>
+      </w:r>
+      <w:r>
+        <w:t xml:space="preserve"> carried all information needed to connect an Ecospace layer to external data sets (Steenbeek 2013). However, this information just contained technical details internal to the model, and was too sparse to assist troubleshooting when expected data sets could not be located. The following changes have been made to the EwE6 software:</w:t>
+      </w:r>
+    </w:p>
+    <w:p>
+      <w:pPr>
+        <w:pStyle w:val="ListParagraph"/>
+        <w:numPr>
+          <w:ilvl w:val="0"/>
+          <w:numId w:val="5"/>
+        </w:numPr>
+      </w:pPr>
+      <w:r>
+        <w:t>EwE6 model databases now also store the configuration of data sets, but not the actual data due to its prohibitive size.</w:t>
+      </w:r>
+    </w:p>
+    <w:p>
+      <w:pPr>
+        <w:pStyle w:val="ListParagraph"/>
+        <w:numPr>
+          <w:ilvl w:val="0"/>
+          <w:numId w:val="5"/>
+        </w:numPr>
+      </w:pPr>
+      <w:r>
+        <w:t xml:space="preserve">When Ecospace loads this information it tries to resolve these data sets. If a local computer does not know these data sets, the data sets are instantiated from the data stored in the model, and the user is warned that the data set may be incomplete. Having access to the </w:t>
+      </w:r>
+      <w:r>
+        <w:lastRenderedPageBreak/>
+        <w:t>complete configuration information, a user can figure out what external data is needed to reassemble the model configuration by requesting a data set export from the original model author, and then linking to these data.</w:t>
+      </w:r>
+    </w:p>
+    <w:p>
+      <w:pPr>
+        <w:pStyle w:val="Heading3"/>
+      </w:pPr>
+      <w:bookmarkStart w:id="1" w:name="_Toc397406582"/>
+      <w:r>
+        <w:t>2.3.2 Using the new developments</w:t>
+      </w:r>
+      <w:bookmarkEnd w:id="1"/>
+    </w:p>
+    <w:p>
+      <w:r>
+        <w:t xml:space="preserve">Users can export data sets from several </w:t>
+      </w:r>
+      <w:r>
+        <w:t>locations</w:t>
+      </w:r>
+      <w:r>
+        <w:t xml:space="preserve"> in EwE, such as the main Ecospace menu and the interface where external datasets are defined (</w:t>
+      </w:r>
+      <w:r>
+        <w:fldChar w:fldCharType="begin"/>
+      </w:r>
+      <w:r>
+        <w:instrText xml:space="preserve"> REF _Ref396473862 \h </w:instrText>
+      </w:r>
+      <w:r>
+        <w:fldChar w:fldCharType="separate"/>
+      </w:r>
+      <w:r>
+        <w:t>Figure</w:t>
+      </w:r>
+      <w:r>
+        <w:t>1</w:t>
+      </w:r>
+      <w:r>
+        <w:fldChar w:fldCharType="end"/>
+      </w:r>
+      <w:r>
+        <w:t>).</w:t>
+      </w:r>
+    </w:p>
+    <w:p>
+      <w:pPr>
+        <w:keepNext/>
+      </w:pPr>
+      <w:r>
+        <w:rPr>
+          <w:noProof/>
+          <w:lang w:eastAsia="en-GB"/>
+        </w:rPr>
+        <w:drawing>
+          <wp:inline distT="0" distB="0" distL="0" distR="0" wp14:anchorId="6A876D21" wp14:editId="68728738">
+            <wp:extent cx="3410712" cy="1728216"/>
+            <wp:effectExtent l="0" t="0" r="0" b="5715"/>
+            <wp:docPr id="19" name="Picture 19"/>
+            <wp:cNvGraphicFramePr>
+              <a:graphicFrameLocks xmlns:a="http://schemas.openxmlformats.org/drawingml/2006/main" noChangeAspect="1"/>
+            </wp:cNvGraphicFramePr>
+            <a:graphic xmlns:a="http://schemas.openxmlformats.org/drawingml/2006/main">
+              <a:graphicData uri="http://schemas.openxmlformats.org/drawingml/2006/picture">
+                <pic:pic xmlns:pic="http://schemas.openxmlformats.org/drawingml/2006/picture">
+                  <pic:nvPicPr>
+                    <pic:cNvPr id="0" name="Picture 6"/>
+                    <pic:cNvPicPr>
+                      <a:picLocks noChangeAspect="1" noChangeArrowheads="1"/>
+                    </pic:cNvPicPr>
+                  </pic:nvPicPr>
+                  <pic:blipFill>
+                    <a:blip r:embed="rId8">
+                      <a:extLst>
+                        <a:ext uri="{28A0092B-C50C-407E-A947-70E740481C1C}">
+                          <a14:useLocalDpi xmlns:a14="http://schemas.microsoft.com/office/drawing/2010/main" val="0"/>
+                        </a:ext>
+                      </a:extLst>
+                    </a:blip>
+                    <a:srcRect/>
+                    <a:stretch>
+                      <a:fillRect/>
+                    </a:stretch>
+                  </pic:blipFill>
+                  <pic:spPr bwMode="auto">
+                    <a:xfrm>
+                      <a:off x="0" y="0"/>
+                      <a:ext cx="3410712" cy="1728216"/>
+                    </a:xfrm>
+                    <a:prstGeom prst="rect">
+                      <a:avLst/>
+                    </a:prstGeom>
+                    <a:noFill/>
+                    <a:ln>
+                      <a:noFill/>
+                    </a:ln>
+                  </pic:spPr>
+                </pic:pic>
+              </a:graphicData>
+            </a:graphic>
+          </wp:inline>
+        </w:drawing>
+      </w:r>
+    </w:p>
+    <w:p>
+      <w:pPr>
+        <w:pStyle w:val="Caption"/>
+      </w:pPr>
+      <w:bookmarkStart w:id="2" w:name="_Toc397406518"/>
+      <w:r>
+        <w:t xml:space="preserve">Figure </w:t>
+      </w:r>
+      <w:r>
+        <w:t>1</w:t>
+      </w:r>
+      <w:r>
+        <w:t xml:space="preserve"> - Where to find the "Export data sets" option</w:t>
+      </w:r>
+      <w:bookmarkEnd w:id="2"/>
+    </w:p>
+    <w:p>
+      <w:pPr>
+        <w:pStyle w:val="Caption"/>
+      </w:pPr>
+    </w:p>
+    <w:p>
+      <w:r>
+        <w:t xml:space="preserve">When this option is </w:t>
+      </w:r>
+      <w:r>
+        <w:t>selected,</w:t>
+      </w:r>
+      <w:r>
+        <w:t xml:space="preserve"> a dedicated interface is displayed</w:t>
+      </w:r>
+      <w:r>
+        <w:t xml:space="preserve"> wh</w:t>
+      </w:r>
+      <w:r>
+        <w:t>ere users can decide which data sets to export for transfer to another computer, such as all data sets or only those used by the current model (</w:t>
+      </w:r>
+      <w:r>
+        <w:fldChar w:fldCharType="begin"/>
+      </w:r>
+      <w:r>
+        <w:instrText xml:space="preserve"> REF _Ref396474195 \h </w:instrText>
+      </w:r>
+      <w:r>
+        <w:fldChar w:fldCharType="separate"/>
+      </w:r>
+      <w:r>
+        <w:t xml:space="preserve">Figure </w:t>
+      </w:r>
+      <w:r>
+        <w:t>2</w:t>
+      </w:r>
+      <w:r>
+        <w:fldChar w:fldCharType="end"/>
+      </w:r>
+      <w:r>
+        <w:t>)</w:t>
+      </w:r>
+      <w:r>
+        <w:t>.</w:t>
+      </w:r>
+    </w:p>
+    <w:p>
+      <w:pPr>
+        <w:keepNext/>
+      </w:pPr>
+      <w:r>
+        <w:rPr>
+          <w:noProof/>
+          <w:lang w:eastAsia="en-GB"/>
+        </w:rPr>
+        <w:drawing>
+          <wp:inline distT="0" distB="0" distL="0" distR="0" wp14:anchorId="2BBF52CE" wp14:editId="7FAB3383">
+            <wp:extent cx="2584800" cy="2275200"/>
+            <wp:effectExtent l="0" t="0" r="6350" b="0"/>
+            <wp:docPr id="3" name="Picture 3"/>
+            <wp:cNvGraphicFramePr>
+              <a:graphicFrameLocks xmlns:a="http://schemas.openxmlformats.org/drawingml/2006/main" noChangeAspect="1"/>
+            </wp:cNvGraphicFramePr>
+            <a:graphic xmlns:a="http://schemas.openxmlformats.org/drawingml/2006/main">
+              <a:graphicData uri="http://schemas.openxmlformats.org/drawingml/2006/picture">
+                <pic:pic xmlns:pic="http://schemas.openxmlformats.org/drawingml/2006/picture">
+                  <pic:nvPicPr>
+                    <pic:cNvPr id="1" name=""/>
+                    <pic:cNvPicPr/>
+                  </pic:nvPicPr>
+                  <pic:blipFill>
+                    <a:blip r:embed="rId9"/>
+                    <a:stretch>
+                      <a:fillRect/>
+                    </a:stretch>
+                  </pic:blipFill>
+                  <pic:spPr>
+                    <a:xfrm>
+                      <a:off x="0" y="0"/>
+                      <a:ext cx="2584800" cy="2275200"/>
+                    </a:xfrm>
+                    <a:prstGeom prst="rect">
+                      <a:avLst/>
+                    </a:prstGeom>
+                  </pic:spPr>
+                </pic:pic>
+              </a:graphicData>
+            </a:graphic>
+          </wp:inline>
+        </w:drawing>
+      </w:r>
+    </w:p>
+    <w:p>
+      <w:pPr>
+        <w:pStyle w:val="Caption"/>
+      </w:pPr>
+      <w:bookmarkStart w:id="3" w:name="_Toc397406519"/>
+      <w:r>
+        <w:t>Figure 2</w:t>
+      </w:r>
+      <w:r>
+        <w:t xml:space="preserve"> - Data set export interface</w:t>
+      </w:r>
+      <w:bookmarkEnd w:id="3"/>
+    </w:p>
+    <w:p>
+      <w:pPr>
+        <w:pStyle w:val="Caption"/>
+      </w:pPr>
+    </w:p>
+    <w:p>
+      <w:r>
+        <w:tab/>
+        <w:t>The EwE6 status panel notifies the user where where the data sets have been exported to. When clicking this link, users are brought to the export directory which in its entirety can be transferred to another computer, or can be shared via a cloud-based service such as Dropbox. The Export folder contains directories with file content for individual data sets where applicable, and a configuration file for these files (</w:t>
+      </w:r>
+      <w:r>
+        <w:fldChar w:fldCharType="begin"/>
+      </w:r>
+      <w:r>
+        <w:instrText xml:space="preserve"> REF _Ref396474842 \h </w:instrText>
+      </w:r>
+      <w:r>
+        <w:fldChar w:fldCharType="separate"/>
+      </w:r>
+      <w:r>
+        <w:t xml:space="preserve">Figure </w:t>
+      </w:r>
+      <w:r>
+        <w:t>3</w:t>
+      </w:r>
+      <w:r>
+        <w:fldChar w:fldCharType="end"/>
+      </w:r>
+      <w:r>
+        <w:t xml:space="preserve">). </w:t>
+      </w:r>
+    </w:p>
+    <w:p>
+      <w:pPr>
+        <w:keepNext/>
+      </w:pPr>
+      <w:r>
+        <w:rPr>
+          <w:noProof/>
+          <w:lang w:eastAsia="en-GB"/>
+        </w:rPr>
+        <w:lastRenderedPageBreak/>
+        <w:drawing>
+          <wp:inline distT="0" distB="0" distL="0" distR="0" wp14:anchorId="33BEA0D0" wp14:editId="332C1225">
+            <wp:extent cx="3904488" cy="1691640"/>
+            <wp:effectExtent l="0" t="0" r="1270" b="3810"/>
+            <wp:docPr id="23" name="Picture 23"/>
+            <wp:cNvGraphicFramePr>
+              <a:graphicFrameLocks xmlns:a="http://schemas.openxmlformats.org/drawingml/2006/main" noChangeAspect="1"/>
+            </wp:cNvGraphicFramePr>
+            <a:graphic xmlns:a="http://schemas.openxmlformats.org/drawingml/2006/main">
+              <a:graphicData uri="http://schemas.openxmlformats.org/drawingml/2006/picture">
+                <pic:pic xmlns:pic="http://schemas.openxmlformats.org/drawingml/2006/picture">
+                  <pic:nvPicPr>
+                    <pic:cNvPr id="0" name=""/>
+                    <pic:cNvPicPr/>
+                  </pic:nvPicPr>
+                  <pic:blipFill>
+                    <a:blip r:embed="rId10"/>
+                    <a:stretch>
+                      <a:fillRect/>
+                    </a:stretch>
+                  </pic:blipFill>
+                  <pic:spPr>
+                    <a:xfrm>
+                      <a:off x="0" y="0"/>
+                      <a:ext cx="3904488" cy="1691640"/>
+                    </a:xfrm>
+                    <a:prstGeom prst="rect">
+                      <a:avLst/>
+                    </a:prstGeom>
+                  </pic:spPr>
+                </pic:pic>
+              </a:graphicData>
+            </a:graphic>
+          </wp:inline>
+        </w:drawing>
+      </w:r>
+    </w:p>
+    <w:p>
+      <w:pPr>
+        <w:pStyle w:val="Caption"/>
+      </w:pPr>
+      <w:bookmarkStart w:id="4" w:name="_Toc397406520"/>
+      <w:r>
+        <w:t xml:space="preserve">Figure </w:t>
+      </w:r>
+      <w:r>
+        <w:t>3</w:t>
+      </w:r>
+      <w:r>
+        <w:t xml:space="preserve"> - Example contents of a data set export folder</w:t>
+      </w:r>
+      <w:bookmarkEnd w:id="4"/>
+    </w:p>
+    <w:p/>
+    <w:p>
+      <w:r>
+        <w:tab/>
+        <w:t>Once the exported data sets are transferred to another computer they can used by EwE. For this, a user switches the local configuration to the exported data sets via the spatial temporal data page in the main EwE options interface (</w:t>
+      </w:r>
+      <w:r>
+        <w:fldChar w:fldCharType="begin"/>
+      </w:r>
+      <w:r>
+        <w:instrText xml:space="preserve"> REF _Ref396475073 \h </w:instrText>
+      </w:r>
+      <w:r>
+        <w:fldChar w:fldCharType="separate"/>
+      </w:r>
+      <w:r>
+        <w:t>Figure 2.10</w:t>
+      </w:r>
+      <w:r>
+        <w:fldChar w:fldCharType="end"/>
+      </w:r>
+      <w:r>
+        <w:t>). Ecospace now shows the data sets as usable for the model (</w:t>
+      </w:r>
+      <w:r>
+        <w:fldChar w:fldCharType="begin"/>
+      </w:r>
+      <w:r>
+        <w:instrText xml:space="preserve"> REF _Ref396475130 \h </w:instrText>
+      </w:r>
+      <w:r>
+        <w:fldChar w:fldCharType="separate"/>
+      </w:r>
+      <w:r>
+        <w:t xml:space="preserve">Figure </w:t>
+      </w:r>
+      <w:r>
+        <w:t>4</w:t>
+      </w:r>
+      <w:r>
+        <w:fldChar w:fldCharType="end"/>
+      </w:r>
+      <w:r>
+        <w:t>).</w:t>
+      </w:r>
+    </w:p>
+    <w:p>
+      <w:pPr>
+        <w:pStyle w:val="CPRAbodytext"/>
+      </w:pPr>
+    </w:p>
+    <w:p>
+      <w:pPr>
+        <w:keepNext/>
+      </w:pPr>
+      <w:r>
+        <w:rPr>
+          <w:noProof/>
+          <w:lang w:eastAsia="en-GB"/>
+        </w:rPr>
+        <w:drawing>
+          <wp:inline distT="0" distB="0" distL="0" distR="0" wp14:anchorId="3CC0F354" wp14:editId="5143A7D8">
+            <wp:extent cx="3858768" cy="2596896"/>
+            <wp:effectExtent l="0" t="0" r="8890" b="0"/>
+            <wp:docPr id="22" name="Picture 22"/>
+            <wp:cNvGraphicFramePr>
+              <a:graphicFrameLocks xmlns:a="http://schemas.openxmlformats.org/drawingml/2006/main" noChangeAspect="1"/>
+            </wp:cNvGraphicFramePr>
+            <a:graphic xmlns:a="http://schemas.openxmlformats.org/drawingml/2006/main">
+              <a:graphicData uri="http://schemas.openxmlformats.org/drawingml/2006/picture">
+                <pic:pic xmlns:pic="http://schemas.openxmlformats.org/drawingml/2006/picture">
+                  <pic:nvPicPr>
+                    <pic:cNvPr id="0" name="Picture 8"/>
+                    <pic:cNvPicPr>
+                      <a:picLocks noChangeAspect="1" noChangeArrowheads="1"/>
+                    </pic:cNvPicPr>
+                  </pic:nvPicPr>
+                  <pic:blipFill>
+                    <a:blip r:embed="rId11">
+                      <a:extLst>
+                        <a:ext uri="{28A0092B-C50C-407E-A947-70E740481C1C}">
+                          <a14:useLocalDpi xmlns:a14="http://schemas.microsoft.com/office/drawing/2010/main" val="0"/>
+                        </a:ext>
+                      </a:extLst>
+                    </a:blip>
+                    <a:srcRect/>
+                    <a:stretch>
+                      <a:fillRect/>
+                    </a:stretch>
+                  </pic:blipFill>
+                  <pic:spPr bwMode="auto">
+                    <a:xfrm>
+                      <a:off x="0" y="0"/>
+                      <a:ext cx="3858768" cy="2596896"/>
+                    </a:xfrm>
+                    <a:prstGeom prst="rect">
+                      <a:avLst/>
+                    </a:prstGeom>
+                    <a:noFill/>
+                    <a:ln>
+                      <a:noFill/>
+                    </a:ln>
+                  </pic:spPr>
+                </pic:pic>
+              </a:graphicData>
+            </a:graphic>
+          </wp:inline>
+        </w:drawing>
+      </w:r>
+    </w:p>
+    <w:p>
+      <w:pPr>
+        <w:pStyle w:val="Caption"/>
+      </w:pPr>
+      <w:bookmarkStart w:id="5" w:name="_Toc397406521"/>
+      <w:r>
+        <w:t xml:space="preserve">Figure </w:t>
+      </w:r>
+      <w:r>
+        <w:t xml:space="preserve">4 </w:t>
+      </w:r>
+      <w:r>
+        <w:t xml:space="preserve"> - Linking to a set of exported data sets that has been received from another user</w:t>
+      </w:r>
+      <w:bookmarkEnd w:id="5"/>
+    </w:p>
+    <w:p/>
+    <w:p>
+      <w:pPr>
+        <w:pStyle w:val="CPRAbodytext"/>
+      </w:pPr>
+      <w:r>
+        <w:tab/>
+      </w:r>
+    </w:p>
+    <w:p>
+      <w:pPr>
+        <w:keepNext/>
+      </w:pPr>
+      <w:bookmarkStart w:id="6" w:name="_GoBack"/>
+      <w:r>
+        <w:rPr>
+          <w:noProof/>
+          <w:lang w:eastAsia="en-GB"/>
+        </w:rPr>
+        <w:lastRenderedPageBreak/>
+        <w:drawing>
+          <wp:inline distT="0" distB="0" distL="0" distR="0" wp14:anchorId="2B8AEA81" wp14:editId="0B5312F6">
+            <wp:extent cx="4315968" cy="2889504"/>
+            <wp:effectExtent l="0" t="0" r="8890" b="6350"/>
+            <wp:docPr id="24" name="Picture 24"/>
+            <wp:cNvGraphicFramePr>
+              <a:graphicFrameLocks xmlns:a="http://schemas.openxmlformats.org/drawingml/2006/main" noChangeAspect="1"/>
+            </wp:cNvGraphicFramePr>
+            <a:graphic xmlns:a="http://schemas.openxmlformats.org/drawingml/2006/main">
+              <a:graphicData uri="http://schemas.openxmlformats.org/drawingml/2006/picture">
+                <pic:pic xmlns:pic="http://schemas.openxmlformats.org/drawingml/2006/picture">
+                  <pic:nvPicPr>
+                    <pic:cNvPr id="0" name="Picture 9"/>
+                    <pic:cNvPicPr>
+                      <a:picLocks noChangeAspect="1" noChangeArrowheads="1"/>
+                    </pic:cNvPicPr>
+                  </pic:nvPicPr>
+                  <pic:blipFill>
+                    <a:blip r:embed="rId12">
+                      <a:extLst>
+                        <a:ext uri="{28A0092B-C50C-407E-A947-70E740481C1C}">
+                          <a14:useLocalDpi xmlns:a14="http://schemas.microsoft.com/office/drawing/2010/main" val="0"/>
+                        </a:ext>
+                      </a:extLst>
+                    </a:blip>
+                    <a:srcRect/>
+                    <a:stretch>
+                      <a:fillRect/>
+                    </a:stretch>
+                  </pic:blipFill>
+                  <pic:spPr bwMode="auto">
+                    <a:xfrm>
+                      <a:off x="0" y="0"/>
+                      <a:ext cx="4315968" cy="2889504"/>
+                    </a:xfrm>
+                    <a:prstGeom prst="rect">
+                      <a:avLst/>
+                    </a:prstGeom>
+                    <a:noFill/>
+                    <a:ln>
+                      <a:noFill/>
+                    </a:ln>
+                  </pic:spPr>
+                </pic:pic>
+              </a:graphicData>
+            </a:graphic>
+          </wp:inline>
+        </w:drawing>
+      </w:r>
+      <w:bookmarkEnd w:id="6"/>
+    </w:p>
+    <w:p>
+      <w:pPr>
+        <w:pStyle w:val="Caption"/>
+      </w:pPr>
+      <w:bookmarkStart w:id="7" w:name="_Toc397406522"/>
+      <w:r>
+        <w:t xml:space="preserve">Figure </w:t>
+      </w:r>
+      <w:r>
+        <w:t>5</w:t>
+      </w:r>
+      <w:r>
+        <w:t xml:space="preserve"> - The imported data sets displayed in Ecospace and ready to be used</w:t>
+      </w:r>
+      <w:bookmarkEnd w:id="7"/>
     </w:p>
     <w:p>
       <w:pPr>
@@ -1266,8 +1923,8 @@
       </w:r>
     </w:p>
     <w:sectPr>
-      <w:headerReference w:type="default" r:id="rId8"/>
-      <w:footerReference w:type="default" r:id="rId9"/>
+      <w:headerReference w:type="default" r:id="rId13"/>
+      <w:footerReference w:type="default" r:id="rId14"/>
       <w:pgSz w:w="11906" w:h="16838"/>
       <w:pgMar w:top="1440" w:right="1440" w:bottom="1440" w:left="1440" w:header="720" w:footer="720" w:gutter="0"/>
       <w:cols w:space="720"/>
@@ -1324,7 +1981,7 @@
       <w:rPr>
         <w:noProof/>
       </w:rPr>
-      <w:t>1</w:t>
+      <w:t>7</w:t>
     </w:r>
     <w:r>
       <w:fldChar w:fldCharType="end"/>
@@ -1500,6 +2157,127 @@
     </w:lvl>
   </w:abstractNum>
   <w:abstractNum w:abstractNumId="1" w15:restartNumberingAfterBreak="0">
+    <w:nsid w:val="4BAE21B8"/>
+    <w:multiLevelType w:val="multilevel"/>
+    <w:tmpl w:val="E1225972"/>
+    <w:lvl w:ilvl="0">
+      <w:start w:val="1"/>
+      <w:numFmt w:val="decimal"/>
+      <w:lvlText w:val="%1."/>
+      <w:lvlJc w:val="left"/>
+      <w:pPr>
+        <w:ind w:left="720" w:hanging="360"/>
+      </w:pPr>
+      <w:rPr>
+        <w:rFonts w:hint="default"/>
+      </w:rPr>
+    </w:lvl>
+    <w:lvl w:ilvl="1">
+      <w:start w:val="5"/>
+      <w:numFmt w:val="decimal"/>
+      <w:isLgl/>
+      <w:lvlText w:val="%1.%2"/>
+      <w:lvlJc w:val="left"/>
+      <w:pPr>
+        <w:ind w:left="1080" w:hanging="720"/>
+      </w:pPr>
+      <w:rPr>
+        <w:rFonts w:hint="default"/>
+      </w:rPr>
+    </w:lvl>
+    <w:lvl w:ilvl="2">
+      <w:start w:val="1"/>
+      <w:numFmt w:val="decimal"/>
+      <w:isLgl/>
+      <w:lvlText w:val="%1.%2.%3"/>
+      <w:lvlJc w:val="left"/>
+      <w:pPr>
+        <w:ind w:left="1440" w:hanging="1080"/>
+      </w:pPr>
+      <w:rPr>
+        <w:rFonts w:hint="default"/>
+      </w:rPr>
+    </w:lvl>
+    <w:lvl w:ilvl="3">
+      <w:start w:val="1"/>
+      <w:numFmt w:val="decimal"/>
+      <w:isLgl/>
+      <w:lvlText w:val="%1.%2.%3.%4"/>
+      <w:lvlJc w:val="left"/>
+      <w:pPr>
+        <w:ind w:left="1440" w:hanging="1080"/>
+      </w:pPr>
+      <w:rPr>
+        <w:rFonts w:hint="default"/>
+      </w:rPr>
+    </w:lvl>
+    <w:lvl w:ilvl="4">
+      <w:start w:val="1"/>
+      <w:numFmt w:val="decimal"/>
+      <w:isLgl/>
+      <w:lvlText w:val="%1.%2.%3.%4.%5"/>
+      <w:lvlJc w:val="left"/>
+      <w:pPr>
+        <w:ind w:left="1800" w:hanging="1440"/>
+      </w:pPr>
+      <w:rPr>
+        <w:rFonts w:hint="default"/>
+      </w:rPr>
+    </w:lvl>
+    <w:lvl w:ilvl="5">
+      <w:start w:val="1"/>
+      <w:numFmt w:val="decimal"/>
+      <w:isLgl/>
+      <w:lvlText w:val="%1.%2.%3.%4.%5.%6"/>
+      <w:lvlJc w:val="left"/>
+      <w:pPr>
+        <w:ind w:left="2160" w:hanging="1800"/>
+      </w:pPr>
+      <w:rPr>
+        <w:rFonts w:hint="default"/>
+      </w:rPr>
+    </w:lvl>
+    <w:lvl w:ilvl="6">
+      <w:start w:val="1"/>
+      <w:numFmt w:val="decimal"/>
+      <w:isLgl/>
+      <w:lvlText w:val="%1.%2.%3.%4.%5.%6.%7"/>
+      <w:lvlJc w:val="left"/>
+      <w:pPr>
+        <w:ind w:left="2520" w:hanging="2160"/>
+      </w:pPr>
+      <w:rPr>
+        <w:rFonts w:hint="default"/>
+      </w:rPr>
+    </w:lvl>
+    <w:lvl w:ilvl="7">
+      <w:start w:val="1"/>
+      <w:numFmt w:val="decimal"/>
+      <w:isLgl/>
+      <w:lvlText w:val="%1.%2.%3.%4.%5.%6.%7.%8"/>
+      <w:lvlJc w:val="left"/>
+      <w:pPr>
+        <w:ind w:left="2880" w:hanging="2520"/>
+      </w:pPr>
+      <w:rPr>
+        <w:rFonts w:hint="default"/>
+      </w:rPr>
+    </w:lvl>
+    <w:lvl w:ilvl="8">
+      <w:start w:val="1"/>
+      <w:numFmt w:val="decimal"/>
+      <w:isLgl/>
+      <w:lvlText w:val="%1.%2.%3.%4.%5.%6.%7.%8.%9"/>
+      <w:lvlJc w:val="left"/>
+      <w:pPr>
+        <w:ind w:left="2880" w:hanging="2520"/>
+      </w:pPr>
+      <w:rPr>
+        <w:rFonts w:hint="default"/>
+      </w:rPr>
+    </w:lvl>
+  </w:abstractNum>
+  <w:abstractNum w:abstractNumId="2" w15:restartNumberingAfterBreak="0">
     <w:nsid w:val="4D7A06DE"/>
     <w:multiLevelType w:val="hybridMultilevel"/>
     <w:tmpl w:val="4496C148"/>
@@ -1612,7 +2390,7 @@
       </w:rPr>
     </w:lvl>
   </w:abstractNum>
-  <w:abstractNum w:abstractNumId="2" w15:restartNumberingAfterBreak="0">
+  <w:abstractNum w:abstractNumId="3" w15:restartNumberingAfterBreak="0">
     <w:nsid w:val="5B981C91"/>
     <w:multiLevelType w:val="hybridMultilevel"/>
     <w:tmpl w:val="1EFE4440"/>
@@ -1725,7 +2503,7 @@
       </w:rPr>
     </w:lvl>
   </w:abstractNum>
-  <w:abstractNum w:abstractNumId="3" w15:restartNumberingAfterBreak="0">
+  <w:abstractNum w:abstractNumId="4" w15:restartNumberingAfterBreak="0">
     <w:nsid w:val="5EC85D1D"/>
     <w:multiLevelType w:val="hybridMultilevel"/>
     <w:tmpl w:val="EF7E39DC"/>
@@ -1835,6 +2613,127 @@
       </w:pPr>
       <w:rPr>
         <w:rFonts w:ascii="Wingdings" w:hAnsi="Wingdings" w:hint="default"/>
+      </w:rPr>
+    </w:lvl>
+  </w:abstractNum>
+  <w:abstractNum w:abstractNumId="5" w15:restartNumberingAfterBreak="0">
+    <w:nsid w:val="7C260452"/>
+    <w:multiLevelType w:val="multilevel"/>
+    <w:tmpl w:val="7AF802F4"/>
+    <w:lvl w:ilvl="0">
+      <w:start w:val="1"/>
+      <w:numFmt w:val="decimal"/>
+      <w:lvlText w:val="%1."/>
+      <w:lvlJc w:val="left"/>
+      <w:pPr>
+        <w:ind w:left="720" w:hanging="360"/>
+      </w:pPr>
+      <w:rPr>
+        <w:rFonts w:hint="default"/>
+      </w:rPr>
+    </w:lvl>
+    <w:lvl w:ilvl="1">
+      <w:start w:val="5"/>
+      <w:numFmt w:val="decimal"/>
+      <w:isLgl/>
+      <w:lvlText w:val="%1.%2"/>
+      <w:lvlJc w:val="left"/>
+      <w:pPr>
+        <w:ind w:left="1080" w:hanging="720"/>
+      </w:pPr>
+      <w:rPr>
+        <w:rFonts w:hint="default"/>
+      </w:rPr>
+    </w:lvl>
+    <w:lvl w:ilvl="2">
+      <w:start w:val="1"/>
+      <w:numFmt w:val="decimal"/>
+      <w:isLgl/>
+      <w:lvlText w:val="%1.%2.%3"/>
+      <w:lvlJc w:val="left"/>
+      <w:pPr>
+        <w:ind w:left="1440" w:hanging="1080"/>
+      </w:pPr>
+      <w:rPr>
+        <w:rFonts w:hint="default"/>
+      </w:rPr>
+    </w:lvl>
+    <w:lvl w:ilvl="3">
+      <w:start w:val="1"/>
+      <w:numFmt w:val="decimal"/>
+      <w:isLgl/>
+      <w:lvlText w:val="%1.%2.%3.%4"/>
+      <w:lvlJc w:val="left"/>
+      <w:pPr>
+        <w:ind w:left="1440" w:hanging="1080"/>
+      </w:pPr>
+      <w:rPr>
+        <w:rFonts w:hint="default"/>
+      </w:rPr>
+    </w:lvl>
+    <w:lvl w:ilvl="4">
+      <w:start w:val="1"/>
+      <w:numFmt w:val="decimal"/>
+      <w:isLgl/>
+      <w:lvlText w:val="%1.%2.%3.%4.%5"/>
+      <w:lvlJc w:val="left"/>
+      <w:pPr>
+        <w:ind w:left="1800" w:hanging="1440"/>
+      </w:pPr>
+      <w:rPr>
+        <w:rFonts w:hint="default"/>
+      </w:rPr>
+    </w:lvl>
+    <w:lvl w:ilvl="5">
+      <w:start w:val="1"/>
+      <w:numFmt w:val="decimal"/>
+      <w:isLgl/>
+      <w:lvlText w:val="%1.%2.%3.%4.%5.%6"/>
+      <w:lvlJc w:val="left"/>
+      <w:pPr>
+        <w:ind w:left="2160" w:hanging="1800"/>
+      </w:pPr>
+      <w:rPr>
+        <w:rFonts w:hint="default"/>
+      </w:rPr>
+    </w:lvl>
+    <w:lvl w:ilvl="6">
+      <w:start w:val="1"/>
+      <w:numFmt w:val="decimal"/>
+      <w:isLgl/>
+      <w:lvlText w:val="%1.%2.%3.%4.%5.%6.%7"/>
+      <w:lvlJc w:val="left"/>
+      <w:pPr>
+        <w:ind w:left="2520" w:hanging="2160"/>
+      </w:pPr>
+      <w:rPr>
+        <w:rFonts w:hint="default"/>
+      </w:rPr>
+    </w:lvl>
+    <w:lvl w:ilvl="7">
+      <w:start w:val="1"/>
+      <w:numFmt w:val="decimal"/>
+      <w:isLgl/>
+      <w:lvlText w:val="%1.%2.%3.%4.%5.%6.%7.%8"/>
+      <w:lvlJc w:val="left"/>
+      <w:pPr>
+        <w:ind w:left="2880" w:hanging="2520"/>
+      </w:pPr>
+      <w:rPr>
+        <w:rFonts w:hint="default"/>
+      </w:rPr>
+    </w:lvl>
+    <w:lvl w:ilvl="8">
+      <w:start w:val="1"/>
+      <w:numFmt w:val="decimal"/>
+      <w:isLgl/>
+      <w:lvlText w:val="%1.%2.%3.%4.%5.%6.%7.%8.%9"/>
+      <w:lvlJc w:val="left"/>
+      <w:pPr>
+        <w:ind w:left="2880" w:hanging="2520"/>
+      </w:pPr>
+      <w:rPr>
+        <w:rFonts w:hint="default"/>
       </w:rPr>
     </w:lvl>
   </w:abstractNum>
@@ -1842,13 +2741,19 @@
     <w:abstractNumId w:val="0"/>
   </w:num>
   <w:num w:numId="2">
+    <w:abstractNumId w:val="3"/>
+  </w:num>
+  <w:num w:numId="3">
+    <w:abstractNumId w:val="4"/>
+  </w:num>
+  <w:num w:numId="4">
     <w:abstractNumId w:val="2"/>
   </w:num>
-  <w:num w:numId="3">
-    <w:abstractNumId w:val="3"/>
+  <w:num w:numId="5">
+    <w:abstractNumId w:val="1"/>
   </w:num>
-  <w:num w:numId="4">
-    <w:abstractNumId w:val="1"/>
+  <w:num w:numId="6">
+    <w:abstractNumId w:val="5"/>
   </w:num>
 </w:numbering>
 </file>
@@ -2872,6 +3777,72 @@
       <w:ind w:left="720" w:hanging="720"/>
     </w:pPr>
   </w:style>
+  <w:style w:type="paragraph" w:customStyle="1" w:styleId="CPRAbodytext">
+    <w:name w:val="CPRA body text"/>
+    <w:link w:val="CPRAbodytextChar"/>
+    <w:qFormat/>
+    <w:rsid w:val="00AC49CA"/>
+    <w:pPr>
+      <w:spacing w:after="240" w:line="240" w:lineRule="auto"/>
+    </w:pPr>
+    <w:rPr>
+      <w:rFonts w:ascii="Century Gothic" w:hAnsi="Century Gothic"/>
+      <w:bCs/>
+      <w:iCs/>
+      <w:noProof/>
+      <w:sz w:val="20"/>
+      <w:lang w:val="en-US"/>
+    </w:rPr>
+  </w:style>
+  <w:style w:type="character" w:customStyle="1" w:styleId="CPRAbodytextChar">
+    <w:name w:val="CPRA body text Char"/>
+    <w:basedOn w:val="DefaultParagraphFont"/>
+    <w:link w:val="CPRAbodytext"/>
+    <w:rsid w:val="00AC49CA"/>
+    <w:rPr>
+      <w:rFonts w:ascii="Century Gothic" w:hAnsi="Century Gothic"/>
+      <w:bCs/>
+      <w:iCs/>
+      <w:noProof/>
+      <w:sz w:val="20"/>
+      <w:lang w:val="en-US"/>
+    </w:rPr>
+  </w:style>
+  <w:style w:type="paragraph" w:styleId="Caption">
+    <w:name w:val="caption"/>
+    <w:link w:val="CaptionChar"/>
+    <w:uiPriority w:val="35"/>
+    <w:qFormat/>
+    <w:rsid w:val="00AC49CA"/>
+    <w:pPr>
+      <w:spacing w:after="0" w:line="240" w:lineRule="auto"/>
+    </w:pPr>
+    <w:rPr>
+      <w:rFonts w:ascii="Calibri" w:eastAsia="Times New Roman" w:hAnsi="Calibri" w:cs="Times New Roman"/>
+      <w:bCs/>
+      <w:i/>
+      <w:iCs/>
+      <w:noProof/>
+      <w:sz w:val="20"/>
+      <w:lang w:val="en-US"/>
+    </w:rPr>
+  </w:style>
+  <w:style w:type="character" w:customStyle="1" w:styleId="CaptionChar">
+    <w:name w:val="Caption Char"/>
+    <w:basedOn w:val="DefaultParagraphFont"/>
+    <w:link w:val="Caption"/>
+    <w:uiPriority w:val="35"/>
+    <w:rsid w:val="00AC49CA"/>
+    <w:rPr>
+      <w:rFonts w:ascii="Calibri" w:eastAsia="Times New Roman" w:hAnsi="Calibri" w:cs="Times New Roman"/>
+      <w:bCs/>
+      <w:i/>
+      <w:iCs/>
+      <w:noProof/>
+      <w:sz w:val="20"/>
+      <w:lang w:val="en-US"/>
+    </w:rPr>
+  </w:style>
 </w:styles>
 </file>
 
